--- a/ОПД/Lab_5/ЛБ5.docx
+++ b/ОПД/Lab_5/ЛБ5.docx
@@ -1430,7 +1430,6 @@
                 <w:lang w:val="en-US"/>
               </w:rPr>
             </w:pPr>
-            <w:proofErr w:type="spellStart"/>
             <w:r>
               <w:rPr>
                 <w:rFonts w:ascii="Times New Roman" w:hAnsi="Times New Roman" w:cs="Times New Roman"/>
@@ -1439,7 +1438,6 @@
               </w:rPr>
               <w:t>tempValue</w:t>
             </w:r>
-            <w:proofErr w:type="spellEnd"/>
           </w:p>
         </w:tc>
         <w:tc>
@@ -1516,7 +1514,7 @@
                 <w:color w:val="000000" w:themeColor="text1"/>
                 <w:lang w:val="en-US"/>
               </w:rPr>
-              <w:t>00FF</w:t>
+              <w:t>FF</w:t>
             </w:r>
           </w:p>
         </w:tc>
@@ -1535,7 +1533,6 @@
                 <w:lang w:val="en-US"/>
               </w:rPr>
             </w:pPr>
-            <w:proofErr w:type="spellStart"/>
             <w:r>
               <w:rPr>
                 <w:rFonts w:ascii="Times New Roman" w:hAnsi="Times New Roman" w:cs="Times New Roman"/>
@@ -1544,7 +1541,6 @@
               </w:rPr>
               <w:t>oneByteRemain</w:t>
             </w:r>
-            <w:proofErr w:type="spellEnd"/>
           </w:p>
         </w:tc>
         <w:tc>
@@ -1640,7 +1636,6 @@
                 <w:lang w:val="en-US"/>
               </w:rPr>
             </w:pPr>
-            <w:proofErr w:type="spellStart"/>
             <w:r>
               <w:rPr>
                 <w:rFonts w:ascii="Times New Roman" w:hAnsi="Times New Roman" w:cs="Times New Roman"/>
@@ -1649,7 +1644,6 @@
               </w:rPr>
               <w:t>endSymbol</w:t>
             </w:r>
-            <w:proofErr w:type="spellEnd"/>
           </w:p>
         </w:tc>
         <w:tc>
@@ -1922,16 +1916,7 @@
                 <w:color w:val="000000" w:themeColor="text1"/>
                 <w:lang w:val="en-US"/>
               </w:rPr>
-              <w:t>IP-</w:t>
-            </w:r>
-            <w:proofErr w:type="gramStart"/>
-            <w:r>
-              <w:rPr>
-                <w:rFonts w:ascii="Times New Roman" w:hAnsi="Times New Roman" w:cs="Times New Roman"/>
-                <w:color w:val="000000" w:themeColor="text1"/>
-                <w:lang w:val="en-US"/>
-              </w:rPr>
-              <w:t>6</w:t>
+              <w:t>IP-6</w:t>
             </w:r>
             <w:r>
               <w:rPr>
@@ -1941,7 +1926,6 @@
               </w:rPr>
               <w:t>)+</w:t>
             </w:r>
-            <w:proofErr w:type="gramEnd"/>
           </w:p>
         </w:tc>
         <w:tc>
@@ -5439,6 +5423,24 @@
               </w:rPr>
               <w:t>5AD+n</w:t>
             </w:r>
+            <w:r>
+              <w:rPr>
+                <w:rFonts w:ascii="Times New Roman" w:hAnsi="Times New Roman" w:cs="Times New Roman"/>
+                <w:color w:val="000000" w:themeColor="text1"/>
+                <w:lang w:val="en-US"/>
+              </w:rPr>
+              <w:t xml:space="preserve"> </w:t>
+            </w:r>
+            <w:r>
+              <w:rPr>
+                <w:rFonts w:ascii="Times New Roman" w:hAnsi="Times New Roman" w:cs="Times New Roman"/>
+                <w:color w:val="000000" w:themeColor="text1"/>
+                <w:sz w:val="20"/>
+                <w:szCs w:val="20"/>
+                <w:lang w:val="en-US"/>
+              </w:rPr>
+              <w:t>(&lt; 7F6)</w:t>
+            </w:r>
           </w:p>
         </w:tc>
         <w:tc>
@@ -5502,23 +5504,7 @@
                 <w:rFonts w:ascii="Times New Roman" w:hAnsi="Times New Roman" w:cs="Times New Roman"/>
                 <w:color w:val="000000" w:themeColor="text1"/>
               </w:rPr>
-              <w:t>+</w:t>
-            </w:r>
-            <w:proofErr w:type="gramStart"/>
-            <w:r>
-              <w:rPr>
-                <w:rFonts w:ascii="Times New Roman" w:hAnsi="Times New Roman" w:cs="Times New Roman"/>
-                <w:color w:val="000000" w:themeColor="text1"/>
-              </w:rPr>
-              <w:t>1)*</w:t>
-            </w:r>
-            <w:proofErr w:type="gramEnd"/>
-            <w:r>
-              <w:rPr>
-                <w:rFonts w:ascii="Times New Roman" w:hAnsi="Times New Roman" w:cs="Times New Roman"/>
-                <w:color w:val="000000" w:themeColor="text1"/>
-              </w:rPr>
-              <w:t>2) и (</w:t>
+              <w:t>+1)*2) и (</w:t>
             </w:r>
             <w:r>
               <w:rPr>
@@ -5596,6 +5582,7 @@
     <w:p>
       <w:pPr>
         <w:pStyle w:val="af6"/>
+        <w:spacing w:line="360" w:lineRule="auto"/>
         <w:jc w:val="center"/>
       </w:pPr>
       <w:r>
@@ -5605,18 +5592,926 @@
     <w:p>
       <w:pPr>
         <w:pStyle w:val="af6"/>
-        <w:rPr>
-          <w:lang w:val="en-US"/>
-        </w:rPr>
-      </w:pPr>
+        <w:spacing w:line="360" w:lineRule="auto"/>
+        <w:jc w:val="center"/>
+        <w:rPr>
+          <w:i/>
+          <w:iCs/>
+          <w:sz w:val="26"/>
+          <w:szCs w:val="26"/>
+        </w:rPr>
+      </w:pPr>
+      <w:hyperlink r:id="rId9" w:history="1">
+        <w:r>
+          <w:rPr>
+            <w:rStyle w:val="ad"/>
+            <w:i/>
+            <w:iCs/>
+            <w:sz w:val="26"/>
+            <w:szCs w:val="26"/>
+            <w:lang w:val="en-US"/>
+          </w:rPr>
+          <w:t>https</w:t>
+        </w:r>
+        <w:r>
+          <w:rPr>
+            <w:rStyle w:val="ad"/>
+            <w:i/>
+            <w:iCs/>
+            <w:sz w:val="26"/>
+            <w:szCs w:val="26"/>
+          </w:rPr>
+          <w:t>://</w:t>
+        </w:r>
+        <w:r>
+          <w:rPr>
+            <w:rStyle w:val="ad"/>
+            <w:i/>
+            <w:iCs/>
+            <w:sz w:val="26"/>
+            <w:szCs w:val="26"/>
+            <w:lang w:val="en-US"/>
+          </w:rPr>
+          <w:t>github</w:t>
+        </w:r>
+        <w:r>
+          <w:rPr>
+            <w:rStyle w:val="ad"/>
+            <w:i/>
+            <w:iCs/>
+            <w:sz w:val="26"/>
+            <w:szCs w:val="26"/>
+          </w:rPr>
+          <w:t>.</w:t>
+        </w:r>
+        <w:r>
+          <w:rPr>
+            <w:rStyle w:val="ad"/>
+            <w:i/>
+            <w:iCs/>
+            <w:sz w:val="26"/>
+            <w:szCs w:val="26"/>
+            <w:lang w:val="en-US"/>
+          </w:rPr>
+          <w:t>com</w:t>
+        </w:r>
+        <w:r>
+          <w:rPr>
+            <w:rStyle w:val="ad"/>
+            <w:i/>
+            <w:iCs/>
+            <w:sz w:val="26"/>
+            <w:szCs w:val="26"/>
+          </w:rPr>
+          <w:t>/</w:t>
+        </w:r>
+        <w:r>
+          <w:rPr>
+            <w:rStyle w:val="ad"/>
+            <w:i/>
+            <w:iCs/>
+            <w:sz w:val="26"/>
+            <w:szCs w:val="26"/>
+            <w:lang w:val="en-US"/>
+          </w:rPr>
+          <w:t>tetraminomusic</w:t>
+        </w:r>
+        <w:r>
+          <w:rPr>
+            <w:rStyle w:val="ad"/>
+            <w:i/>
+            <w:iCs/>
+            <w:sz w:val="26"/>
+            <w:szCs w:val="26"/>
+          </w:rPr>
+          <w:t>/</w:t>
+        </w:r>
+        <w:r>
+          <w:rPr>
+            <w:rStyle w:val="ad"/>
+            <w:i/>
+            <w:iCs/>
+            <w:sz w:val="26"/>
+            <w:szCs w:val="26"/>
+            <w:lang w:val="en-US"/>
+          </w:rPr>
+          <w:t>ITMO</w:t>
+        </w:r>
+        <w:r>
+          <w:rPr>
+            <w:rStyle w:val="ad"/>
+            <w:i/>
+            <w:iCs/>
+            <w:sz w:val="26"/>
+            <w:szCs w:val="26"/>
+          </w:rPr>
+          <w:t>_2</w:t>
+        </w:r>
+        <w:r>
+          <w:rPr>
+            <w:rStyle w:val="ad"/>
+            <w:i/>
+            <w:iCs/>
+            <w:sz w:val="26"/>
+            <w:szCs w:val="26"/>
+            <w:lang w:val="en-US"/>
+          </w:rPr>
+          <w:t>sem</w:t>
+        </w:r>
+        <w:r>
+          <w:rPr>
+            <w:rStyle w:val="ad"/>
+            <w:i/>
+            <w:iCs/>
+            <w:sz w:val="26"/>
+            <w:szCs w:val="26"/>
+          </w:rPr>
+          <w:t>/</w:t>
+        </w:r>
+        <w:r>
+          <w:rPr>
+            <w:rStyle w:val="ad"/>
+            <w:i/>
+            <w:iCs/>
+            <w:sz w:val="26"/>
+            <w:szCs w:val="26"/>
+            <w:lang w:val="en-US"/>
+          </w:rPr>
+          <w:t>blob</w:t>
+        </w:r>
+        <w:r>
+          <w:rPr>
+            <w:rStyle w:val="ad"/>
+            <w:i/>
+            <w:iCs/>
+            <w:sz w:val="26"/>
+            <w:szCs w:val="26"/>
+          </w:rPr>
+          <w:t>/</w:t>
+        </w:r>
+        <w:r>
+          <w:rPr>
+            <w:rStyle w:val="ad"/>
+            <w:i/>
+            <w:iCs/>
+            <w:sz w:val="26"/>
+            <w:szCs w:val="26"/>
+            <w:lang w:val="en-US"/>
+          </w:rPr>
+          <w:t>main</w:t>
+        </w:r>
+        <w:r>
+          <w:rPr>
+            <w:rStyle w:val="ad"/>
+            <w:i/>
+            <w:iCs/>
+            <w:sz w:val="26"/>
+            <w:szCs w:val="26"/>
+          </w:rPr>
+          <w:t>/ОПД/</w:t>
+        </w:r>
+        <w:r>
+          <w:rPr>
+            <w:rStyle w:val="ad"/>
+            <w:i/>
+            <w:iCs/>
+            <w:sz w:val="26"/>
+            <w:szCs w:val="26"/>
+            <w:lang w:val="en-US"/>
+          </w:rPr>
+          <w:t>Lab</w:t>
+        </w:r>
+        <w:r>
+          <w:rPr>
+            <w:rStyle w:val="ad"/>
+            <w:i/>
+            <w:iCs/>
+            <w:sz w:val="26"/>
+            <w:szCs w:val="26"/>
+          </w:rPr>
+          <w:t>_5/</w:t>
+        </w:r>
+        <w:r>
+          <w:rPr>
+            <w:rStyle w:val="ad"/>
+            <w:i/>
+            <w:iCs/>
+            <w:sz w:val="26"/>
+            <w:szCs w:val="26"/>
+            <w:lang w:val="en-US"/>
+          </w:rPr>
+          <w:t>ams</w:t>
+        </w:r>
+        <w:r>
+          <w:rPr>
+            <w:rStyle w:val="ad"/>
+            <w:i/>
+            <w:iCs/>
+            <w:sz w:val="26"/>
+            <w:szCs w:val="26"/>
+          </w:rPr>
+          <w:t>.</w:t>
+        </w:r>
+        <w:r>
+          <w:rPr>
+            <w:rStyle w:val="ad"/>
+            <w:i/>
+            <w:iCs/>
+            <w:sz w:val="26"/>
+            <w:szCs w:val="26"/>
+            <w:lang w:val="en-US"/>
+          </w:rPr>
+          <w:t>bcomp</w:t>
+        </w:r>
+      </w:hyperlink>
     </w:p>
     <w:p>
       <w:pPr>
         <w:pStyle w:val="af6"/>
         <w:jc w:val="center"/>
+        <w:rPr>
+          <w:i/>
+          <w:iCs/>
+        </w:rPr>
       </w:pPr>
     </w:p>
     <w:p/>
+    <w:p>
+      <w:pPr>
+        <w:rPr>
+          <w:rFonts w:ascii="Times New Roman" w:hAnsi="Times New Roman" w:cs="Times New Roman"/>
+          <w:b/>
+          <w:bCs/>
+          <w:sz w:val="28"/>
+          <w:szCs w:val="28"/>
+        </w:rPr>
+      </w:pPr>
+      <w:r>
+        <w:rPr>
+          <w:b/>
+          <w:bCs/>
+        </w:rPr>
+        <w:br w:type="page"/>
+      </w:r>
+    </w:p>
+    <w:p>
+      <w:pPr>
+        <w:pStyle w:val="af6"/>
+        <w:spacing w:line="360" w:lineRule="auto"/>
+        <w:jc w:val="center"/>
+        <w:rPr>
+          <w:b/>
+          <w:bCs/>
+        </w:rPr>
+      </w:pPr>
+      <w:r>
+        <w:rPr>
+          <w:b/>
+          <w:bCs/>
+        </w:rPr>
+        <w:lastRenderedPageBreak/>
+        <w:t>3. ОПИ и ОДЗ</w:t>
+      </w:r>
+    </w:p>
+    <w:p>
+      <w:pPr>
+        <w:pStyle w:val="af6"/>
+        <w:spacing w:line="360" w:lineRule="auto"/>
+        <w:jc w:val="center"/>
+        <w:rPr>
+          <w:i/>
+          <w:iCs/>
+        </w:rPr>
+      </w:pPr>
+      <w:r>
+        <w:rPr>
+          <w:i/>
+          <w:iCs/>
+        </w:rPr>
+        <w:t>ОПИ</w:t>
+      </w:r>
+    </w:p>
+    <w:p>
+      <w:pPr>
+        <w:pStyle w:val="af6"/>
+        <w:spacing w:line="360" w:lineRule="auto"/>
+      </w:pPr>
+      <w:r>
+        <w:rPr>
+          <w:lang w:val="en-US"/>
+        </w:rPr>
+        <w:t>Current</w:t>
+      </w:r>
+      <w:r>
+        <w:t xml:space="preserve"> – 11</w:t>
+      </w:r>
+      <w:r>
+        <w:t>-ти разрядная ячейка, хранящая адрес текущей рассматриваемой ячейки</w:t>
+      </w:r>
+      <w:r>
+        <w:t>;</w:t>
+      </w:r>
+    </w:p>
+    <w:p>
+      <w:pPr>
+        <w:pStyle w:val="af6"/>
+        <w:spacing w:line="360" w:lineRule="auto"/>
+        <w:rPr>
+          <w:lang w:val="en-US"/>
+        </w:rPr>
+      </w:pPr>
+      <w:r>
+        <w:rPr>
+          <w:lang w:val="en-US"/>
+        </w:rPr>
+        <w:t>tempValue</w:t>
+      </w:r>
+      <w:r>
+        <w:t xml:space="preserve"> – 16-</w:t>
+      </w:r>
+      <w:r>
+        <w:t>ти разрядная ячейка, временно хранящая два символа в кодировке КОИ-8</w:t>
+      </w:r>
+      <w:r>
+        <w:t>;</w:t>
+      </w:r>
+    </w:p>
+    <w:p>
+      <w:pPr>
+        <w:pStyle w:val="af6"/>
+        <w:spacing w:line="360" w:lineRule="auto"/>
+      </w:pPr>
+      <w:r>
+        <w:rPr>
+          <w:lang w:val="en-US"/>
+        </w:rPr>
+        <w:t>oneByteRemain</w:t>
+      </w:r>
+      <w:r>
+        <w:t xml:space="preserve"> – </w:t>
+      </w:r>
+      <w:r>
+        <w:t>набор из 8-ми логических значений, является константой</w:t>
+      </w:r>
+      <w:r>
+        <w:t>;</w:t>
+      </w:r>
+    </w:p>
+    <w:p>
+      <w:pPr>
+        <w:pStyle w:val="af6"/>
+        <w:spacing w:line="360" w:lineRule="auto"/>
+      </w:pPr>
+      <w:r>
+        <w:rPr>
+          <w:lang w:val="en-US"/>
+        </w:rPr>
+        <w:t>endSymbol</w:t>
+      </w:r>
+      <w:r>
+        <w:t xml:space="preserve"> – </w:t>
+      </w:r>
+      <w:r>
+        <w:t xml:space="preserve">однобайтовый символ </w:t>
+      </w:r>
+      <w:r>
+        <w:rPr>
+          <w:lang w:val="en-US"/>
+        </w:rPr>
+        <w:t>NL</w:t>
+      </w:r>
+      <w:r>
+        <w:t xml:space="preserve"> </w:t>
+      </w:r>
+      <w:r>
+        <w:t>из кодировки КОИ-8, является константой</w:t>
+      </w:r>
+      <w:r>
+        <w:t>;</w:t>
+      </w:r>
+    </w:p>
+    <w:p>
+      <w:pPr>
+        <w:pStyle w:val="af6"/>
+        <w:spacing w:line="360" w:lineRule="auto"/>
+      </w:pPr>
+      <w:r>
+        <w:t>{</w:t>
+      </w:r>
+      <w:r>
+        <w:t>5</w:t>
+      </w:r>
+      <w:r>
+        <w:rPr>
+          <w:lang w:val="en-US"/>
+        </w:rPr>
+        <w:t>AD</w:t>
+      </w:r>
+      <w:r>
+        <w:t>, 5</w:t>
+      </w:r>
+      <w:r>
+        <w:rPr>
+          <w:lang w:val="en-US"/>
+        </w:rPr>
+        <w:t>AE</w:t>
+      </w:r>
+      <w:r>
+        <w:t xml:space="preserve">, </w:t>
+      </w:r>
+      <w:r>
+        <w:t>…</w:t>
+      </w:r>
+      <w:r>
+        <w:t>, ?} – 16-</w:t>
+      </w:r>
+      <w:r>
+        <w:t>ти разрядные ячейки, хранящие в себе по два символа из кодировки КОИ-8</w:t>
+      </w:r>
+      <w:r>
+        <w:t>;</w:t>
+      </w:r>
+    </w:p>
+    <w:p>
+      <w:pPr>
+        <w:pStyle w:val="af6"/>
+        <w:spacing w:line="360" w:lineRule="auto"/>
+      </w:pPr>
+    </w:p>
+    <w:p>
+      <w:pPr>
+        <w:pStyle w:val="af6"/>
+        <w:spacing w:line="360" w:lineRule="auto"/>
+        <w:jc w:val="center"/>
+        <w:rPr>
+          <w:i/>
+          <w:iCs/>
+          <w:lang w:val="en-US"/>
+        </w:rPr>
+      </w:pPr>
+      <w:r>
+        <w:rPr>
+          <w:i/>
+          <w:iCs/>
+        </w:rPr>
+        <w:t>ОДЗ</w:t>
+      </w:r>
+    </w:p>
+    <w:p>
+      <w:pPr>
+        <w:pStyle w:val="af6"/>
+        <w:spacing w:line="360" w:lineRule="auto"/>
+        <w:rPr>
+          <w:lang w:val="en-US"/>
+        </w:rPr>
+      </w:pPr>
+      <m:oMath>
+        <m:sSub>
+          <m:sSubPr>
+            <m:ctrlPr>
+              <w:rPr>
+                <w:rFonts w:ascii="Cambria Math" w:hAnsi="Cambria Math"/>
+                <w:i/>
+                <w:lang w:val="en-US"/>
+              </w:rPr>
+            </m:ctrlPr>
+          </m:sSubPr>
+          <m:e>
+            <m:r>
+              <w:rPr>
+                <w:rFonts w:ascii="Cambria Math" w:hAnsi="Cambria Math"/>
+                <w:lang w:val="en-US"/>
+              </w:rPr>
+              <m:t>N</m:t>
+            </m:r>
+          </m:e>
+          <m:sub>
+            <m:r>
+              <w:rPr>
+                <w:rFonts w:ascii="Cambria Math" w:hAnsi="Cambria Math"/>
+                <w:lang w:val="en-US"/>
+              </w:rPr>
+              <m:t>max(</m:t>
+            </m:r>
+            <m:r>
+              <w:rPr>
+                <w:rFonts w:ascii="Cambria Math" w:hAnsi="Cambria Math"/>
+              </w:rPr>
+              <m:t>символ</m:t>
+            </m:r>
+            <m:r>
+              <w:rPr>
+                <w:rFonts w:ascii="Cambria Math" w:hAnsi="Cambria Math"/>
+              </w:rPr>
+              <m:t>ы</m:t>
+            </m:r>
+            <m:r>
+              <w:rPr>
+                <w:rFonts w:ascii="Cambria Math" w:hAnsi="Cambria Math"/>
+                <w:lang w:val="en-US"/>
+              </w:rPr>
+              <m:t>)</m:t>
+            </m:r>
+          </m:sub>
+        </m:sSub>
+      </m:oMath>
+      <w:r>
+        <w:rPr>
+          <w:rFonts w:eastAsiaTheme="minorEastAsia"/>
+          <w:lang w:val="en-US"/>
+        </w:rPr>
+        <w:t xml:space="preserve"> </w:t>
+      </w:r>
+      <w:r>
+        <w:rPr>
+          <w:rFonts w:eastAsiaTheme="minorEastAsia"/>
+          <w:lang w:val="en-US"/>
+        </w:rPr>
+        <w:t xml:space="preserve">= </w:t>
+      </w:r>
+      <w:r>
+        <w:rPr>
+          <w:rFonts w:eastAsiaTheme="minorEastAsia"/>
+          <w:lang w:val="en-US"/>
+        </w:rPr>
+        <w:t>(</w:t>
+      </w:r>
+      <m:oMath>
+        <m:sSub>
+          <m:sSubPr>
+            <m:ctrlPr>
+              <w:rPr>
+                <w:rFonts w:ascii="Cambria Math" w:eastAsiaTheme="minorEastAsia" w:hAnsi="Cambria Math"/>
+                <w:i/>
+                <w:lang w:val="en-US"/>
+              </w:rPr>
+            </m:ctrlPr>
+          </m:sSubPr>
+          <m:e>
+            <m:r>
+              <w:rPr>
+                <w:rFonts w:ascii="Cambria Math" w:eastAsiaTheme="minorEastAsia" w:hAnsi="Cambria Math"/>
+                <w:lang w:val="en-US"/>
+              </w:rPr>
+              <m:t>7F5</m:t>
+            </m:r>
+          </m:e>
+          <m:sub>
+            <m:r>
+              <w:rPr>
+                <w:rFonts w:ascii="Cambria Math" w:eastAsiaTheme="minorEastAsia" w:hAnsi="Cambria Math"/>
+                <w:lang w:val="en-US"/>
+              </w:rPr>
+              <m:t>16</m:t>
+            </m:r>
+          </m:sub>
+        </m:sSub>
+      </m:oMath>
+      <w:r>
+        <w:rPr>
+          <w:rFonts w:eastAsiaTheme="minorEastAsia"/>
+          <w:lang w:val="en-US"/>
+        </w:rPr>
+        <w:t xml:space="preserve"> - </w:t>
+      </w:r>
+      <m:oMath>
+        <m:sSub>
+          <m:sSubPr>
+            <m:ctrlPr>
+              <w:rPr>
+                <w:rFonts w:ascii="Cambria Math" w:eastAsiaTheme="minorEastAsia" w:hAnsi="Cambria Math"/>
+                <w:i/>
+                <w:lang w:val="en-US"/>
+              </w:rPr>
+            </m:ctrlPr>
+          </m:sSubPr>
+          <m:e>
+            <m:r>
+              <w:rPr>
+                <w:rFonts w:ascii="Cambria Math" w:eastAsiaTheme="minorEastAsia" w:hAnsi="Cambria Math"/>
+                <w:lang w:val="en-US"/>
+              </w:rPr>
+              <m:t>5AD</m:t>
+            </m:r>
+          </m:e>
+          <m:sub>
+            <m:r>
+              <w:rPr>
+                <w:rFonts w:ascii="Cambria Math" w:eastAsiaTheme="minorEastAsia" w:hAnsi="Cambria Math"/>
+                <w:lang w:val="en-US"/>
+              </w:rPr>
+              <m:t>16</m:t>
+            </m:r>
+          </m:sub>
+        </m:sSub>
+      </m:oMath>
+      <w:r>
+        <w:rPr>
+          <w:rFonts w:eastAsiaTheme="minorEastAsia"/>
+          <w:lang w:val="en-US"/>
+        </w:rPr>
+        <w:t xml:space="preserve">+ 1) * 2 – 1 = 1179 </w:t>
+      </w:r>
+    </w:p>
+    <w:p>
+      <w:pPr>
+        <w:pStyle w:val="af6"/>
+        <w:spacing w:line="360" w:lineRule="auto"/>
+        <w:jc w:val="left"/>
+        <w:rPr>
+          <w:lang w:val="en-US"/>
+        </w:rPr>
+      </w:pPr>
+      <m:oMathPara>
+        <m:oMath>
+          <m:d>
+            <m:dPr>
+              <m:begChr m:val="{"/>
+              <m:endChr m:val=""/>
+              <m:ctrlPr>
+                <w:rPr>
+                  <w:rFonts w:ascii="Cambria Math" w:eastAsiaTheme="minorEastAsia" w:hAnsi="Cambria Math"/>
+                  <w:i/>
+                </w:rPr>
+              </m:ctrlPr>
+            </m:dPr>
+            <m:e>
+              <m:eqArr>
+                <m:eqArrPr>
+                  <m:ctrlPr>
+                    <w:rPr>
+                      <w:rFonts w:ascii="Cambria Math" w:eastAsiaTheme="minorEastAsia" w:hAnsi="Cambria Math"/>
+                      <w:i/>
+                    </w:rPr>
+                  </m:ctrlPr>
+                </m:eqArrPr>
+                <m:e>
+                  <m:r>
+                    <w:rPr>
+                      <w:rFonts w:ascii="Cambria Math" w:eastAsiaTheme="minorEastAsia" w:hAnsi="Cambria Math"/>
+                      <w:lang w:val="en-US"/>
+                    </w:rPr>
+                    <m:t xml:space="preserve">current </m:t>
+                  </m:r>
+                  <m:r>
+                    <m:rPr>
+                      <m:sty m:val="p"/>
+                    </m:rPr>
+                    <w:rPr>
+                      <w:rFonts w:ascii="Cambria Math" w:hAnsi="Cambria Math" w:cs="Cambria Math"/>
+                      <w:lang w:val="en-US"/>
+                    </w:rPr>
+                    <m:t>∈</m:t>
+                  </m:r>
+                  <m:r>
+                    <m:rPr>
+                      <m:sty m:val="p"/>
+                    </m:rPr>
+                    <w:rPr>
+                      <w:rFonts w:ascii="Cambria Math" w:hAnsi="Cambria Math" w:cs="Cambria Math"/>
+                      <w:lang w:val="en-US"/>
+                    </w:rPr>
+                    <m:t xml:space="preserve"> [05AD;7F5]</m:t>
+                  </m:r>
+                </m:e>
+                <m:e>
+                  <m:r>
+                    <w:rPr>
+                      <w:rFonts w:ascii="Cambria Math" w:eastAsiaTheme="minorEastAsia" w:hAnsi="Cambria Math"/>
+                    </w:rPr>
+                    <m:t>t</m:t>
+                  </m:r>
+                  <m:r>
+                    <w:rPr>
+                      <w:rFonts w:ascii="Cambria Math" w:eastAsiaTheme="minorEastAsia" w:hAnsi="Cambria Math"/>
+                      <w:lang w:val="en-US"/>
+                    </w:rPr>
+                    <m:t xml:space="preserve">empValue </m:t>
+                  </m:r>
+                  <m:r>
+                    <m:rPr>
+                      <m:sty m:val="p"/>
+                    </m:rPr>
+                    <w:rPr>
+                      <w:rFonts w:ascii="Cambria Math" w:hAnsi="Cambria Math" w:cs="Cambria Math"/>
+                      <w:lang w:val="en-US"/>
+                    </w:rPr>
+                    <m:t>∈</m:t>
+                  </m:r>
+                  <m:r>
+                    <m:rPr>
+                      <m:sty m:val="p"/>
+                    </m:rPr>
+                    <w:rPr>
+                      <w:rFonts w:ascii="Cambria Math" w:hAnsi="Cambria Math" w:cs="Cambria Math"/>
+                      <w:lang w:val="en-US"/>
+                    </w:rPr>
+                    <m:t xml:space="preserve"> [0; </m:t>
+                  </m:r>
+                  <m:r>
+                    <m:rPr>
+                      <m:sty m:val="p"/>
+                    </m:rPr>
+                    <w:rPr>
+                      <w:rFonts w:ascii="Cambria Math" w:hAnsi="Cambria Math" w:cs="Cambria Math"/>
+                      <w:lang w:val="en-US"/>
+                    </w:rPr>
+                    <m:t>65 53</m:t>
+                  </m:r>
+                  <m:r>
+                    <m:rPr>
+                      <m:sty m:val="p"/>
+                    </m:rPr>
+                    <w:rPr>
+                      <w:rFonts w:ascii="Cambria Math" w:hAnsi="Cambria Math" w:cs="Cambria Math"/>
+                      <w:lang w:val="en-US"/>
+                    </w:rPr>
+                    <m:t>5]</m:t>
+                  </m:r>
+                </m:e>
+                <m:e>
+                  <m:r>
+                    <w:rPr>
+                      <w:rFonts w:ascii="Cambria Math" w:eastAsiaTheme="minorEastAsia" w:hAnsi="Cambria Math"/>
+                      <w:lang w:val="en-US"/>
+                    </w:rPr>
+                    <m:t xml:space="preserve">oneByteRemain = </m:t>
+                  </m:r>
+                  <m:sSub>
+                    <m:sSubPr>
+                      <m:ctrlPr>
+                        <w:rPr>
+                          <w:rFonts w:ascii="Cambria Math" w:eastAsiaTheme="minorEastAsia" w:hAnsi="Cambria Math"/>
+                          <w:i/>
+                          <w:lang w:val="en-US"/>
+                        </w:rPr>
+                      </m:ctrlPr>
+                    </m:sSubPr>
+                    <m:e>
+                      <m:r>
+                        <w:rPr>
+                          <w:rFonts w:ascii="Cambria Math" w:eastAsiaTheme="minorEastAsia" w:hAnsi="Cambria Math"/>
+                          <w:lang w:val="en-US"/>
+                        </w:rPr>
+                        <m:t>FF</m:t>
+                      </m:r>
+                    </m:e>
+                    <m:sub>
+                      <m:r>
+                        <w:rPr>
+                          <w:rFonts w:ascii="Cambria Math" w:eastAsiaTheme="minorEastAsia" w:hAnsi="Cambria Math"/>
+                          <w:lang w:val="en-US"/>
+                        </w:rPr>
+                        <m:t>16</m:t>
+                      </m:r>
+                    </m:sub>
+                  </m:sSub>
+                  <m:ctrlPr>
+                    <w:rPr>
+                      <w:rFonts w:ascii="Cambria Math" w:eastAsia="Cambria Math" w:hAnsi="Cambria Math" w:cs="Cambria Math"/>
+                      <w:lang w:val="en-US"/>
+                    </w:rPr>
+                  </m:ctrlPr>
+                </m:e>
+                <m:e>
+                  <m:r>
+                    <w:rPr>
+                      <w:rFonts w:ascii="Cambria Math" w:eastAsia="Cambria Math" w:hAnsi="Cambria Math" w:cs="Cambria Math"/>
+                      <w:lang w:val="en-US"/>
+                    </w:rPr>
+                    <m:t xml:space="preserve">endSymbol = </m:t>
+                  </m:r>
+                  <m:sSub>
+                    <m:sSubPr>
+                      <m:ctrlPr>
+                        <w:rPr>
+                          <w:rFonts w:ascii="Cambria Math" w:eastAsia="Cambria Math" w:hAnsi="Cambria Math" w:cs="Cambria Math"/>
+                          <w:i/>
+                          <w:lang w:val="en-US"/>
+                        </w:rPr>
+                      </m:ctrlPr>
+                    </m:sSubPr>
+                    <m:e>
+                      <m:r>
+                        <w:rPr>
+                          <w:rFonts w:ascii="Cambria Math" w:eastAsia="Cambria Math" w:hAnsi="Cambria Math" w:cs="Cambria Math"/>
+                          <w:lang w:val="en-US"/>
+                        </w:rPr>
+                        <m:t>0A</m:t>
+                      </m:r>
+                    </m:e>
+                    <m:sub>
+                      <m:r>
+                        <w:rPr>
+                          <w:rFonts w:ascii="Cambria Math" w:eastAsia="Cambria Math" w:hAnsi="Cambria Math" w:cs="Cambria Math"/>
+                          <w:lang w:val="en-US"/>
+                        </w:rPr>
+                        <m:t>16</m:t>
+                      </m:r>
+                    </m:sub>
+                  </m:sSub>
+                  <m:ctrlPr>
+                    <w:rPr>
+                      <w:rFonts w:ascii="Cambria Math" w:eastAsia="Cambria Math" w:hAnsi="Cambria Math" w:cs="Cambria Math"/>
+                      <w:i/>
+                    </w:rPr>
+                  </m:ctrlPr>
+                </m:e>
+                <m:e>
+                  <m:sSub>
+                    <m:sSubPr>
+                      <m:ctrlPr>
+                        <w:rPr>
+                          <w:rFonts w:ascii="Cambria Math" w:hAnsi="Cambria Math"/>
+                          <w:i/>
+                          <w:lang w:val="en-US"/>
+                        </w:rPr>
+                      </m:ctrlPr>
+                    </m:sSubPr>
+                    <m:e>
+                      <m:r>
+                        <w:rPr>
+                          <w:rFonts w:ascii="Cambria Math" w:hAnsi="Cambria Math"/>
+                          <w:lang w:val="en-US"/>
+                        </w:rPr>
+                        <m:t>N</m:t>
+                      </m:r>
+                    </m:e>
+                    <m:sub>
+                      <m:r>
+                        <w:rPr>
+                          <w:rFonts w:ascii="Cambria Math" w:hAnsi="Cambria Math"/>
+                        </w:rPr>
+                        <m:t>символ</m:t>
+                      </m:r>
+                      <m:r>
+                        <w:rPr>
+                          <w:rFonts w:ascii="Cambria Math" w:hAnsi="Cambria Math"/>
+                        </w:rPr>
+                        <m:t>ы</m:t>
+                      </m:r>
+                    </m:sub>
+                  </m:sSub>
+                  <m:r>
+                    <m:rPr>
+                      <m:sty m:val="p"/>
+                    </m:rPr>
+                    <w:rPr>
+                      <w:rFonts w:ascii="Cambria Math" w:hAnsi="Cambria Math" w:cs="Cambria Math"/>
+                      <w:lang w:val="en-US"/>
+                    </w:rPr>
+                    <m:t>∈</m:t>
+                  </m:r>
+                  <m:r>
+                    <m:rPr>
+                      <m:sty m:val="p"/>
+                    </m:rPr>
+                    <w:rPr>
+                      <w:rFonts w:ascii="Cambria Math" w:hAnsi="Cambria Math" w:cs="Cambria Math"/>
+                      <w:lang w:val="en-US"/>
+                    </w:rPr>
+                    <m:t xml:space="preserve">[0; </m:t>
+                  </m:r>
+                  <m:r>
+                    <m:rPr>
+                      <m:sty m:val="p"/>
+                    </m:rPr>
+                    <w:rPr>
+                      <w:rFonts w:ascii="Cambria Math" w:hAnsi="Cambria Math" w:cs="Cambria Math"/>
+                      <w:lang w:val="en-US"/>
+                    </w:rPr>
+                    <m:t>1</m:t>
+                  </m:r>
+                  <m:r>
+                    <w:rPr>
+                      <w:rFonts w:ascii="Cambria Math" w:hAnsi="Cambria Math" w:cs="Cambria Math"/>
+                    </w:rPr>
+                    <m:t>179</m:t>
+                  </m:r>
+                  <m:r>
+                    <m:rPr>
+                      <m:sty m:val="p"/>
+                    </m:rPr>
+                    <w:rPr>
+                      <w:rFonts w:ascii="Cambria Math" w:hAnsi="Cambria Math" w:cs="Cambria Math"/>
+                      <w:lang w:val="en-US"/>
+                    </w:rPr>
+                    <m:t>]</m:t>
+                  </m:r>
+                  <m:ctrlPr>
+                    <w:rPr>
+                      <w:rFonts w:ascii="Cambria Math" w:eastAsia="Cambria Math" w:hAnsi="Cambria Math" w:cs="Cambria Math"/>
+                      <w:i/>
+                    </w:rPr>
+                  </m:ctrlPr>
+                </m:e>
+                <m:e/>
+              </m:eqArr>
+            </m:e>
+          </m:d>
+        </m:oMath>
+      </m:oMathPara>
+    </w:p>
     <w:p>
       <w:pPr>
         <w:rPr>
@@ -5650,7 +6545,304 @@
           <w:sz w:val="28"/>
           <w:szCs w:val="28"/>
         </w:rPr>
-        <w:instrText xml:space="preserve"> LINK Excel.Sheet.12 "Книга1" "Лист1!R1C1:R58C13" \a \f 5 \h  \* MERGEFORMAT </w:instrText>
+        <w:instrText xml:space="preserve"> </w:instrText>
+      </w:r>
+      <w:r>
+        <w:rPr>
+          <w:rFonts w:ascii="Times New Roman" w:hAnsi="Times New Roman" w:cs="Times New Roman"/>
+          <w:b/>
+          <w:bCs/>
+          <w:iCs/>
+          <w:sz w:val="28"/>
+          <w:szCs w:val="28"/>
+          <w:lang w:val="en-US"/>
+        </w:rPr>
+        <w:instrText>LINK</w:instrText>
+      </w:r>
+      <w:r>
+        <w:rPr>
+          <w:rFonts w:ascii="Times New Roman" w:hAnsi="Times New Roman" w:cs="Times New Roman"/>
+          <w:b/>
+          <w:bCs/>
+          <w:iCs/>
+          <w:sz w:val="28"/>
+          <w:szCs w:val="28"/>
+        </w:rPr>
+        <w:instrText xml:space="preserve"> </w:instrText>
+      </w:r>
+      <w:r>
+        <w:rPr>
+          <w:rFonts w:ascii="Times New Roman" w:hAnsi="Times New Roman" w:cs="Times New Roman"/>
+          <w:b/>
+          <w:bCs/>
+          <w:iCs/>
+          <w:sz w:val="28"/>
+          <w:szCs w:val="28"/>
+          <w:lang w:val="en-US"/>
+        </w:rPr>
+        <w:instrText>Excel</w:instrText>
+      </w:r>
+      <w:r>
+        <w:rPr>
+          <w:rFonts w:ascii="Times New Roman" w:hAnsi="Times New Roman" w:cs="Times New Roman"/>
+          <w:b/>
+          <w:bCs/>
+          <w:iCs/>
+          <w:sz w:val="28"/>
+          <w:szCs w:val="28"/>
+        </w:rPr>
+        <w:instrText>.</w:instrText>
+      </w:r>
+      <w:r>
+        <w:rPr>
+          <w:rFonts w:ascii="Times New Roman" w:hAnsi="Times New Roman" w:cs="Times New Roman"/>
+          <w:b/>
+          <w:bCs/>
+          <w:iCs/>
+          <w:sz w:val="28"/>
+          <w:szCs w:val="28"/>
+          <w:lang w:val="en-US"/>
+        </w:rPr>
+        <w:instrText>Sheet</w:instrText>
+      </w:r>
+      <w:r>
+        <w:rPr>
+          <w:rFonts w:ascii="Times New Roman" w:hAnsi="Times New Roman" w:cs="Times New Roman"/>
+          <w:b/>
+          <w:bCs/>
+          <w:iCs/>
+          <w:sz w:val="28"/>
+          <w:szCs w:val="28"/>
+        </w:rPr>
+        <w:instrText>.12 "</w:instrText>
+      </w:r>
+      <w:r>
+        <w:rPr>
+          <w:rFonts w:ascii="Times New Roman" w:hAnsi="Times New Roman" w:cs="Times New Roman"/>
+          <w:b/>
+          <w:bCs/>
+          <w:iCs/>
+          <w:sz w:val="28"/>
+          <w:szCs w:val="28"/>
+        </w:rPr>
+        <w:instrText>Книга</w:instrText>
+      </w:r>
+      <w:r>
+        <w:rPr>
+          <w:rFonts w:ascii="Times New Roman" w:hAnsi="Times New Roman" w:cs="Times New Roman"/>
+          <w:b/>
+          <w:bCs/>
+          <w:iCs/>
+          <w:sz w:val="28"/>
+          <w:szCs w:val="28"/>
+        </w:rPr>
+        <w:instrText>1" "</w:instrText>
+      </w:r>
+      <w:r>
+        <w:rPr>
+          <w:rFonts w:ascii="Times New Roman" w:hAnsi="Times New Roman" w:cs="Times New Roman"/>
+          <w:b/>
+          <w:bCs/>
+          <w:iCs/>
+          <w:sz w:val="28"/>
+          <w:szCs w:val="28"/>
+        </w:rPr>
+        <w:instrText>Лист</w:instrText>
+      </w:r>
+      <w:r>
+        <w:rPr>
+          <w:rFonts w:ascii="Times New Roman" w:hAnsi="Times New Roman" w:cs="Times New Roman"/>
+          <w:b/>
+          <w:bCs/>
+          <w:iCs/>
+          <w:sz w:val="28"/>
+          <w:szCs w:val="28"/>
+        </w:rPr>
+        <w:instrText>1!</w:instrText>
+      </w:r>
+      <w:r>
+        <w:rPr>
+          <w:rFonts w:ascii="Times New Roman" w:hAnsi="Times New Roman" w:cs="Times New Roman"/>
+          <w:b/>
+          <w:bCs/>
+          <w:iCs/>
+          <w:sz w:val="28"/>
+          <w:szCs w:val="28"/>
+          <w:lang w:val="en-US"/>
+        </w:rPr>
+        <w:instrText>R</w:instrText>
+      </w:r>
+      <w:r>
+        <w:rPr>
+          <w:rFonts w:ascii="Times New Roman" w:hAnsi="Times New Roman" w:cs="Times New Roman"/>
+          <w:b/>
+          <w:bCs/>
+          <w:iCs/>
+          <w:sz w:val="28"/>
+          <w:szCs w:val="28"/>
+        </w:rPr>
+        <w:instrText>1</w:instrText>
+      </w:r>
+      <w:r>
+        <w:rPr>
+          <w:rFonts w:ascii="Times New Roman" w:hAnsi="Times New Roman" w:cs="Times New Roman"/>
+          <w:b/>
+          <w:bCs/>
+          <w:iCs/>
+          <w:sz w:val="28"/>
+          <w:szCs w:val="28"/>
+          <w:lang w:val="en-US"/>
+        </w:rPr>
+        <w:instrText>C</w:instrText>
+      </w:r>
+      <w:r>
+        <w:rPr>
+          <w:rFonts w:ascii="Times New Roman" w:hAnsi="Times New Roman" w:cs="Times New Roman"/>
+          <w:b/>
+          <w:bCs/>
+          <w:iCs/>
+          <w:sz w:val="28"/>
+          <w:szCs w:val="28"/>
+        </w:rPr>
+        <w:instrText>1:</w:instrText>
+      </w:r>
+      <w:r>
+        <w:rPr>
+          <w:rFonts w:ascii="Times New Roman" w:hAnsi="Times New Roman" w:cs="Times New Roman"/>
+          <w:b/>
+          <w:bCs/>
+          <w:iCs/>
+          <w:sz w:val="28"/>
+          <w:szCs w:val="28"/>
+          <w:lang w:val="en-US"/>
+        </w:rPr>
+        <w:instrText>R</w:instrText>
+      </w:r>
+      <w:r>
+        <w:rPr>
+          <w:rFonts w:ascii="Times New Roman" w:hAnsi="Times New Roman" w:cs="Times New Roman"/>
+          <w:b/>
+          <w:bCs/>
+          <w:iCs/>
+          <w:sz w:val="28"/>
+          <w:szCs w:val="28"/>
+        </w:rPr>
+        <w:instrText>58</w:instrText>
+      </w:r>
+      <w:r>
+        <w:rPr>
+          <w:rFonts w:ascii="Times New Roman" w:hAnsi="Times New Roman" w:cs="Times New Roman"/>
+          <w:b/>
+          <w:bCs/>
+          <w:iCs/>
+          <w:sz w:val="28"/>
+          <w:szCs w:val="28"/>
+          <w:lang w:val="en-US"/>
+        </w:rPr>
+        <w:instrText>C</w:instrText>
+      </w:r>
+      <w:r>
+        <w:rPr>
+          <w:rFonts w:ascii="Times New Roman" w:hAnsi="Times New Roman" w:cs="Times New Roman"/>
+          <w:b/>
+          <w:bCs/>
+          <w:iCs/>
+          <w:sz w:val="28"/>
+          <w:szCs w:val="28"/>
+        </w:rPr>
+        <w:instrText>13" \</w:instrText>
+      </w:r>
+      <w:r>
+        <w:rPr>
+          <w:rFonts w:ascii="Times New Roman" w:hAnsi="Times New Roman" w:cs="Times New Roman"/>
+          <w:b/>
+          <w:bCs/>
+          <w:iCs/>
+          <w:sz w:val="28"/>
+          <w:szCs w:val="28"/>
+          <w:lang w:val="en-US"/>
+        </w:rPr>
+        <w:instrText>a</w:instrText>
+      </w:r>
+      <w:r>
+        <w:rPr>
+          <w:rFonts w:ascii="Times New Roman" w:hAnsi="Times New Roman" w:cs="Times New Roman"/>
+          <w:b/>
+          <w:bCs/>
+          <w:iCs/>
+          <w:sz w:val="28"/>
+          <w:szCs w:val="28"/>
+        </w:rPr>
+        <w:instrText xml:space="preserve"> \</w:instrText>
+      </w:r>
+      <w:r>
+        <w:rPr>
+          <w:rFonts w:ascii="Times New Roman" w:hAnsi="Times New Roman" w:cs="Times New Roman"/>
+          <w:b/>
+          <w:bCs/>
+          <w:iCs/>
+          <w:sz w:val="28"/>
+          <w:szCs w:val="28"/>
+          <w:lang w:val="en-US"/>
+        </w:rPr>
+        <w:instrText>f</w:instrText>
+      </w:r>
+      <w:r>
+        <w:rPr>
+          <w:rFonts w:ascii="Times New Roman" w:hAnsi="Times New Roman" w:cs="Times New Roman"/>
+          <w:b/>
+          <w:bCs/>
+          <w:iCs/>
+          <w:sz w:val="28"/>
+          <w:szCs w:val="28"/>
+        </w:rPr>
+        <w:instrText xml:space="preserve"> 5 \</w:instrText>
+      </w:r>
+      <w:r>
+        <w:rPr>
+          <w:rFonts w:ascii="Times New Roman" w:hAnsi="Times New Roman" w:cs="Times New Roman"/>
+          <w:b/>
+          <w:bCs/>
+          <w:iCs/>
+          <w:sz w:val="28"/>
+          <w:szCs w:val="28"/>
+          <w:lang w:val="en-US"/>
+        </w:rPr>
+        <w:instrText>h</w:instrText>
+      </w:r>
+      <w:r>
+        <w:rPr>
+          <w:rFonts w:ascii="Times New Roman" w:hAnsi="Times New Roman" w:cs="Times New Roman"/>
+          <w:b/>
+          <w:bCs/>
+          <w:iCs/>
+          <w:sz w:val="28"/>
+          <w:szCs w:val="28"/>
+        </w:rPr>
+        <w:instrText xml:space="preserve">  \* </w:instrText>
+      </w:r>
+      <w:r>
+        <w:rPr>
+          <w:rFonts w:ascii="Times New Roman" w:hAnsi="Times New Roman" w:cs="Times New Roman"/>
+          <w:b/>
+          <w:bCs/>
+          <w:iCs/>
+          <w:sz w:val="28"/>
+          <w:szCs w:val="28"/>
+          <w:lang w:val="en-US"/>
+        </w:rPr>
+        <w:instrText>MERGEFORMAT</w:instrText>
+      </w:r>
+      <w:r>
+        <w:rPr>
+          <w:rFonts w:ascii="Times New Roman" w:hAnsi="Times New Roman" w:cs="Times New Roman"/>
+          <w:b/>
+          <w:bCs/>
+          <w:iCs/>
+          <w:sz w:val="28"/>
+          <w:szCs w:val="28"/>
+        </w:rPr>
+        <w:instrText xml:space="preserve"> </w:instrText>
       </w:r>
       <w:r>
         <w:rPr>
@@ -5760,7 +6952,7 @@
           <w:sz w:val="28"/>
           <w:szCs w:val="28"/>
         </w:rPr>
-        <w:t xml:space="preserve">В ходе данной лабораторной работы с впервые познакомился с подпрограммами. Сначала я изучил, как вызывать эти подпрограммы, записывать данные в стек и извлекать их потом. Я узнал о </w:t>
+        <w:t xml:space="preserve">В ходе данной лабораторной работы </w:t>
       </w:r>
       <w:r>
         <w:rPr>
@@ -5768,9 +6960,8 @@
           <w:iCs/>
           <w:sz w:val="28"/>
           <w:szCs w:val="28"/>
-          <w:lang w:val="en-US"/>
-        </w:rPr>
-        <w:t>PIC</w:t>
+        </w:rPr>
+        <w:t>я познакомился с ассемблером в БЭВМ и смог с помощью него разработать программу более удобным и приятным способом, чем я делал до этого. Также я окунулся в тему с операциями ввода-вывода внутри БЭВМ, узнал, как правильно корректно обрабатывать взаимодействие с внешними устройствами</w:t>
       </w:r>
       <w:r>
         <w:rPr>
@@ -5779,34 +6970,7 @@
           <w:sz w:val="28"/>
           <w:szCs w:val="28"/>
         </w:rPr>
-        <w:t xml:space="preserve"> </w:t>
-      </w:r>
-      <w:r>
-        <w:rPr>
-          <w:rFonts w:ascii="Times New Roman" w:hAnsi="Times New Roman" w:cs="Times New Roman"/>
-          <w:iCs/>
-          <w:sz w:val="28"/>
-          <w:szCs w:val="28"/>
-        </w:rPr>
-        <w:t xml:space="preserve">программах и как правильно их организовывать внутри памяти. Было поначалу весело, но потом всё поменялось. </w:t>
-      </w:r>
-      <w:r>
-        <w:rPr>
-          <w:rFonts w:ascii="Times New Roman" w:hAnsi="Times New Roman" w:cs="Times New Roman"/>
-          <w:iCs/>
-          <w:sz w:val="28"/>
-          <w:szCs w:val="28"/>
-        </w:rPr>
-        <w:t>Не так я всё это представлял, когда мы начинали. Мне грезились деньги, машины, женщины, уважение, свобода. Я всё это даже получил, более или менее, но вместе с тем пришли тюрьма, постоянный страх и кровь моих товарищей. Я держался на плаву сколько мог, но шансов становилось всё меньше. Теперь это был только вопрос времени</w:t>
-      </w:r>
-      <w:r>
-        <w:rPr>
-          <w:rFonts w:ascii="Times New Roman" w:hAnsi="Times New Roman" w:cs="Times New Roman"/>
-          <w:iCs/>
-          <w:sz w:val="28"/>
-          <w:szCs w:val="28"/>
-        </w:rPr>
-        <w:t>.</w:t>
+        <w:t>. Хотелось бы и дальше писать программы для БЭВМ исключительно на ассемблере, чтобы не ломать себе пальцы.</w:t>
       </w:r>
     </w:p>
     <w:p>
@@ -5972,7 +7136,7 @@
         </w:rPr>
         <w:t xml:space="preserve">URL: </w:t>
       </w:r>
-      <w:hyperlink r:id="rId9" w:history="1">
+      <w:hyperlink r:id="rId10" w:history="1">
         <w:r>
           <w:rPr>
             <w:rStyle w:val="ad"/>
@@ -6024,18 +7188,8 @@
           <w:sz w:val="28"/>
           <w:szCs w:val="28"/>
         </w:rPr>
-        <w:t xml:space="preserve">Как построить ферму мобов в </w:t>
-      </w:r>
-      <w:proofErr w:type="spellStart"/>
-      <w:r>
-        <w:rPr>
-          <w:rFonts w:ascii="Times New Roman" w:hAnsi="Times New Roman" w:cs="Times New Roman"/>
-          <w:sz w:val="28"/>
-          <w:szCs w:val="28"/>
-        </w:rPr>
-        <w:t>майнкрафте</w:t>
-      </w:r>
-      <w:proofErr w:type="spellEnd"/>
+        <w:t>Как построить ферму мобов в майнкрафте</w:t>
+      </w:r>
       <w:r>
         <w:rPr>
           <w:rFonts w:ascii="Times New Roman" w:hAnsi="Times New Roman" w:cs="Times New Roman"/>
@@ -6061,7 +7215,7 @@
         </w:rPr>
         <w:t xml:space="preserve">URL: </w:t>
       </w:r>
-      <w:hyperlink r:id="rId10" w:history="1">
+      <w:hyperlink r:id="rId11" w:history="1">
         <w:r>
           <w:rPr>
             <w:rStyle w:val="ad"/>
@@ -6092,15 +7246,7 @@
         <w:t xml:space="preserve"> –</w:t>
       </w:r>
       <w:r>
-        <w:t xml:space="preserve"> Принцип работы </w:t>
-      </w:r>
-      <w:proofErr w:type="spellStart"/>
-      <w:r>
-        <w:t>Стэка</w:t>
-      </w:r>
-      <w:proofErr w:type="spellEnd"/>
-      <w:r>
-        <w:t xml:space="preserve"> в современных вычислительных машинах /</w:t>
+        <w:t xml:space="preserve"> Принцип работы Стэка в современных вычислительных машинах /</w:t>
       </w:r>
       <w:r>
         <w:t xml:space="preserve"> </w:t>
@@ -6126,7 +7272,7 @@
       </w:pPr>
     </w:p>
     <w:sectPr>
-      <w:footerReference w:type="default" r:id="rId11"/>
+      <w:footerReference w:type="default" r:id="rId12"/>
       <w:pgSz w:w="11906" w:h="16838"/>
       <w:pgMar w:top="1134" w:right="850" w:bottom="1134" w:left="1701" w:header="708" w:footer="708" w:gutter="0"/>
       <w:cols w:space="708"/>
@@ -7953,7 +9099,6 @@
   <w:style w:type="character" w:default="1" w:styleId="a0">
     <w:name w:val="Default Paragraph Font"/>
     <w:uiPriority w:val="1"/>
-    <w:semiHidden/>
     <w:unhideWhenUsed/>
   </w:style>
   <w:style w:type="table" w:default="1" w:styleId="a1">

--- a/ОПД/Lab_5/ЛБ5.docx
+++ b/ОПД/Lab_5/ЛБ5.docx
@@ -1069,7 +1069,6 @@
           <w:rFonts w:ascii="Times New Roman" w:hAnsi="Times New Roman" w:cs="Times New Roman"/>
           <w:sz w:val="28"/>
           <w:szCs w:val="28"/>
-          <w:lang w:val="en-US"/>
         </w:rPr>
       </w:pPr>
       <w:r>
@@ -1430,6 +1429,7 @@
                 <w:lang w:val="en-US"/>
               </w:rPr>
             </w:pPr>
+            <w:proofErr w:type="spellStart"/>
             <w:r>
               <w:rPr>
                 <w:rFonts w:ascii="Times New Roman" w:hAnsi="Times New Roman" w:cs="Times New Roman"/>
@@ -1438,6 +1438,7 @@
               </w:rPr>
               <w:t>tempValue</w:t>
             </w:r>
+            <w:proofErr w:type="spellEnd"/>
           </w:p>
         </w:tc>
         <w:tc>
@@ -1533,6 +1534,7 @@
                 <w:lang w:val="en-US"/>
               </w:rPr>
             </w:pPr>
+            <w:proofErr w:type="spellStart"/>
             <w:r>
               <w:rPr>
                 <w:rFonts w:ascii="Times New Roman" w:hAnsi="Times New Roman" w:cs="Times New Roman"/>
@@ -1541,6 +1543,7 @@
               </w:rPr>
               <w:t>oneByteRemain</w:t>
             </w:r>
+            <w:proofErr w:type="spellEnd"/>
           </w:p>
         </w:tc>
         <w:tc>
@@ -1636,6 +1639,7 @@
                 <w:lang w:val="en-US"/>
               </w:rPr>
             </w:pPr>
+            <w:proofErr w:type="spellStart"/>
             <w:r>
               <w:rPr>
                 <w:rFonts w:ascii="Times New Roman" w:hAnsi="Times New Roman" w:cs="Times New Roman"/>
@@ -1644,6 +1648,7 @@
               </w:rPr>
               <w:t>endSymbol</w:t>
             </w:r>
+            <w:proofErr w:type="spellEnd"/>
           </w:p>
         </w:tc>
         <w:tc>
@@ -1916,7 +1921,16 @@
                 <w:color w:val="000000" w:themeColor="text1"/>
                 <w:lang w:val="en-US"/>
               </w:rPr>
-              <w:t>IP-6</w:t>
+              <w:t>IP-</w:t>
+            </w:r>
+            <w:proofErr w:type="gramStart"/>
+            <w:r>
+              <w:rPr>
+                <w:rFonts w:ascii="Times New Roman" w:hAnsi="Times New Roman" w:cs="Times New Roman"/>
+                <w:color w:val="000000" w:themeColor="text1"/>
+                <w:lang w:val="en-US"/>
+              </w:rPr>
+              <w:t>6</w:t>
             </w:r>
             <w:r>
               <w:rPr>
@@ -1926,6 +1940,7 @@
               </w:rPr>
               <w:t>)+</w:t>
             </w:r>
+            <w:proofErr w:type="gramEnd"/>
           </w:p>
         </w:tc>
         <w:tc>
@@ -1945,19 +1960,7 @@
               <w:rPr>
                 <w:rFonts w:ascii="Times New Roman" w:hAnsi="Times New Roman" w:cs="Times New Roman"/>
               </w:rPr>
-              <w:t>Загрузка из ячейки памяти</w:t>
-            </w:r>
-            <w:r>
-              <w:rPr>
-                <w:rFonts w:ascii="Times New Roman" w:hAnsi="Times New Roman" w:cs="Times New Roman"/>
-              </w:rPr>
-              <w:t xml:space="preserve"> в аккумулятор</w:t>
-            </w:r>
-            <w:r>
-              <w:rPr>
-                <w:rFonts w:ascii="Times New Roman" w:hAnsi="Times New Roman" w:cs="Times New Roman"/>
-              </w:rPr>
-              <w:t>:</w:t>
+              <w:t>Загрузка из ячейки памяти в аккумулятор:</w:t>
             </w:r>
           </w:p>
           <w:p>
@@ -2152,7 +2155,6 @@
               <w:rPr>
                 <w:rFonts w:ascii="Times New Roman" w:hAnsi="Times New Roman" w:cs="Times New Roman"/>
                 <w:color w:val="000000" w:themeColor="text1"/>
-                <w:lang w:val="en-US"/>
               </w:rPr>
             </w:pPr>
             <w:r>
@@ -2487,14 +2489,7 @@
                 <w:rFonts w:ascii="Times New Roman" w:hAnsi="Times New Roman" w:cs="Times New Roman"/>
                 <w:lang w:val="en-US"/>
               </w:rPr>
-              <w:t xml:space="preserve">SP – 1 → SP, IP → (SP), </w:t>
-            </w:r>
-            <w:r>
-              <w:rPr>
-                <w:rFonts w:ascii="Times New Roman" w:hAnsi="Times New Roman" w:cs="Times New Roman"/>
-                <w:lang w:val="en-US"/>
-              </w:rPr>
-              <w:t>(</w:t>
+              <w:t>SP – 1 → SP, IP → (SP), (</w:t>
             </w:r>
             <w:r>
               <w:rPr>
@@ -2509,14 +2504,7 @@
                 <w:rFonts w:ascii="Times New Roman" w:hAnsi="Times New Roman" w:cs="Times New Roman"/>
                 <w:lang w:val="en-US"/>
               </w:rPr>
-              <w:t>)</w:t>
-            </w:r>
-            <w:r>
-              <w:rPr>
-                <w:rFonts w:ascii="Times New Roman" w:hAnsi="Times New Roman" w:cs="Times New Roman"/>
-                <w:lang w:val="en-US"/>
-              </w:rPr>
-              <w:t xml:space="preserve"> → IP</w:t>
+              <w:t>) → IP</w:t>
             </w:r>
           </w:p>
         </w:tc>
@@ -2801,23 +2789,7 @@
                 <w:color w:val="000000" w:themeColor="text1"/>
                 <w:lang w:val="en-US"/>
               </w:rPr>
-              <w:t>M(</w:t>
-            </w:r>
-            <w:r>
-              <w:rPr>
-                <w:rFonts w:ascii="Times New Roman" w:hAnsi="Times New Roman" w:cs="Times New Roman"/>
-                <w:color w:val="000000" w:themeColor="text1"/>
-                <w:lang w:val="en-US"/>
-              </w:rPr>
-              <w:t>503-10=4F9</w:t>
-            </w:r>
-            <w:r>
-              <w:rPr>
-                <w:rFonts w:ascii="Times New Roman" w:hAnsi="Times New Roman" w:cs="Times New Roman"/>
-                <w:color w:val="000000" w:themeColor="text1"/>
-                <w:lang w:val="en-US"/>
-              </w:rPr>
-              <w:t xml:space="preserve">) </w:t>
+              <w:t xml:space="preserve">M(503-10=4F9) </w:t>
             </w:r>
             <w:r>
               <w:rPr>
@@ -3526,25 +3498,16 @@
               <w:rPr>
                 <w:rFonts w:ascii="Times New Roman" w:hAnsi="Times New Roman" w:cs="Times New Roman"/>
                 <w:color w:val="000000" w:themeColor="text1"/>
-                <w:lang w:val="en-US"/>
-              </w:rPr>
-              <w:t>-11=</w:t>
-            </w:r>
-            <w:r>
-              <w:rPr>
-                <w:rFonts w:ascii="Times New Roman" w:hAnsi="Times New Roman" w:cs="Times New Roman"/>
-                <w:color w:val="000000" w:themeColor="text1"/>
-                <w:lang w:val="en-US"/>
-              </w:rPr>
-              <w:t xml:space="preserve"> </w:t>
-            </w:r>
-            <w:r>
-              <w:rPr>
-                <w:rFonts w:ascii="Times New Roman" w:hAnsi="Times New Roman" w:cs="Times New Roman"/>
-                <w:color w:val="000000" w:themeColor="text1"/>
-                <w:lang w:val="en-US"/>
-              </w:rPr>
-              <w:t>4FD</w:t>
+              </w:rPr>
+              <w:t>-11= 4</w:t>
+            </w:r>
+            <w:r>
+              <w:rPr>
+                <w:rFonts w:ascii="Times New Roman" w:hAnsi="Times New Roman" w:cs="Times New Roman"/>
+                <w:color w:val="000000" w:themeColor="text1"/>
+                <w:lang w:val="en-US"/>
+              </w:rPr>
+              <w:t>FD</w:t>
             </w:r>
           </w:p>
         </w:tc>
@@ -4014,7 +3977,6 @@
               <w:rPr>
                 <w:rFonts w:ascii="Times New Roman" w:hAnsi="Times New Roman" w:cs="Times New Roman"/>
                 <w:color w:val="000000" w:themeColor="text1"/>
-                <w:lang w:val="en-US"/>
               </w:rPr>
             </w:pPr>
             <w:r>
@@ -4028,7 +3990,6 @@
               <w:rPr>
                 <w:rFonts w:ascii="Times New Roman" w:hAnsi="Times New Roman" w:cs="Times New Roman"/>
                 <w:color w:val="000000" w:themeColor="text1"/>
-                <w:lang w:val="en-US"/>
               </w:rPr>
               <w:t>:</w:t>
             </w:r>
@@ -4077,14 +4038,7 @@
                 <w:rFonts w:ascii="Times New Roman" w:hAnsi="Times New Roman" w:cs="Times New Roman"/>
                 <w:color w:val="000000" w:themeColor="text1"/>
               </w:rPr>
-              <w:t xml:space="preserve"> + 1 – 3 = </w:t>
-            </w:r>
-            <w:r>
-              <w:rPr>
-                <w:rFonts w:ascii="Times New Roman" w:hAnsi="Times New Roman" w:cs="Times New Roman"/>
-                <w:color w:val="000000" w:themeColor="text1"/>
-              </w:rPr>
-              <w:t>509</w:t>
+              <w:t xml:space="preserve"> + 1 – 3 = 509</w:t>
             </w:r>
           </w:p>
         </w:tc>
@@ -4352,7 +4306,6 @@
               <w:rPr>
                 <w:rFonts w:ascii="Times New Roman" w:hAnsi="Times New Roman" w:cs="Times New Roman"/>
                 <w:color w:val="000000" w:themeColor="text1"/>
-                <w:lang w:val="en-US"/>
               </w:rPr>
             </w:pPr>
             <w:r>
@@ -4366,7 +4319,6 @@
               <w:rPr>
                 <w:rFonts w:ascii="Times New Roman" w:hAnsi="Times New Roman" w:cs="Times New Roman"/>
                 <w:color w:val="000000" w:themeColor="text1"/>
-                <w:lang w:val="en-US"/>
               </w:rPr>
               <w:t>“</w:t>
             </w:r>
@@ -4381,7 +4333,6 @@
               <w:rPr>
                 <w:rFonts w:ascii="Times New Roman" w:hAnsi="Times New Roman" w:cs="Times New Roman"/>
                 <w:color w:val="000000" w:themeColor="text1"/>
-                <w:lang w:val="en-US"/>
               </w:rPr>
               <w:t>”:</w:t>
             </w:r>
@@ -4401,29 +4352,64 @@
                 <w:color w:val="000000" w:themeColor="text1"/>
                 <w:lang w:val="en-US"/>
               </w:rPr>
-              <w:t>AC ^ M(</w:t>
-            </w:r>
-            <w:r>
-              <w:rPr>
-                <w:rFonts w:ascii="Times New Roman" w:hAnsi="Times New Roman" w:cs="Times New Roman"/>
-                <w:color w:val="000000" w:themeColor="text1"/>
-                <w:lang w:val="en-US"/>
-              </w:rPr>
-              <w:t>50E-20=4F9</w:t>
-            </w:r>
-            <w:r>
-              <w:rPr>
-                <w:rFonts w:ascii="Times New Roman" w:hAnsi="Times New Roman" w:cs="Times New Roman"/>
-                <w:color w:val="000000" w:themeColor="text1"/>
-                <w:lang w:val="en-US"/>
-              </w:rPr>
-              <w:t>)</w:t>
-            </w:r>
-            <w:r>
-              <w:rPr>
-                <w:rFonts w:ascii="Times New Roman" w:hAnsi="Times New Roman" w:cs="Times New Roman"/>
-                <w:color w:val="000000" w:themeColor="text1"/>
-                <w:lang w:val="en-US"/>
+              <w:t>AC</w:t>
+            </w:r>
+            <w:r>
+              <w:rPr>
+                <w:rFonts w:ascii="Times New Roman" w:hAnsi="Times New Roman" w:cs="Times New Roman"/>
+                <w:color w:val="000000" w:themeColor="text1"/>
+              </w:rPr>
+              <w:t xml:space="preserve"> ^ </w:t>
+            </w:r>
+            <w:r>
+              <w:rPr>
+                <w:rFonts w:ascii="Times New Roman" w:hAnsi="Times New Roman" w:cs="Times New Roman"/>
+                <w:color w:val="000000" w:themeColor="text1"/>
+                <w:lang w:val="en-US"/>
+              </w:rPr>
+              <w:t>M</w:t>
+            </w:r>
+            <w:r>
+              <w:rPr>
+                <w:rFonts w:ascii="Times New Roman" w:hAnsi="Times New Roman" w:cs="Times New Roman"/>
+                <w:color w:val="000000" w:themeColor="text1"/>
+              </w:rPr>
+              <w:t>(50</w:t>
+            </w:r>
+            <w:r>
+              <w:rPr>
+                <w:rFonts w:ascii="Times New Roman" w:hAnsi="Times New Roman" w:cs="Times New Roman"/>
+                <w:color w:val="000000" w:themeColor="text1"/>
+                <w:lang w:val="en-US"/>
+              </w:rPr>
+              <w:t>E</w:t>
+            </w:r>
+            <w:r>
+              <w:rPr>
+                <w:rFonts w:ascii="Times New Roman" w:hAnsi="Times New Roman" w:cs="Times New Roman"/>
+                <w:color w:val="000000" w:themeColor="text1"/>
+              </w:rPr>
+              <w:t>-20=4</w:t>
+            </w:r>
+            <w:r>
+              <w:rPr>
+                <w:rFonts w:ascii="Times New Roman" w:hAnsi="Times New Roman" w:cs="Times New Roman"/>
+                <w:color w:val="000000" w:themeColor="text1"/>
+                <w:lang w:val="en-US"/>
+              </w:rPr>
+              <w:t>F</w:t>
+            </w:r>
+            <w:r>
+              <w:rPr>
+                <w:rFonts w:ascii="Times New Roman" w:hAnsi="Times New Roman" w:cs="Times New Roman"/>
+                <w:color w:val="000000" w:themeColor="text1"/>
+              </w:rPr>
+              <w:t>9)</w:t>
+            </w:r>
+            <w:r>
+              <w:rPr>
+                <w:rFonts w:ascii="Times New Roman" w:hAnsi="Times New Roman" w:cs="Times New Roman"/>
+                <w:color w:val="000000" w:themeColor="text1"/>
               </w:rPr>
               <w:t xml:space="preserve"> </w:t>
             </w:r>
@@ -4709,14 +4695,7 @@
                 <w:rFonts w:ascii="Times New Roman" w:hAnsi="Times New Roman" w:cs="Times New Roman"/>
                 <w:color w:val="000000" w:themeColor="text1"/>
               </w:rPr>
-              <w:t>(</w:t>
-            </w:r>
-            <w:r>
-              <w:rPr>
-                <w:rFonts w:ascii="Times New Roman" w:hAnsi="Times New Roman" w:cs="Times New Roman"/>
-                <w:color w:val="000000" w:themeColor="text1"/>
-              </w:rPr>
-              <w:t>510-21=4</w:t>
+              <w:t>(510-21=4</w:t>
             </w:r>
             <w:r>
               <w:rPr>
@@ -4737,13 +4716,7 @@
               <w:rPr>
                 <w:rFonts w:ascii="Times New Roman" w:hAnsi="Times New Roman" w:cs="Times New Roman"/>
               </w:rPr>
-              <w:t xml:space="preserve"> </w:t>
-            </w:r>
-            <w:r>
-              <w:rPr>
-                <w:rFonts w:ascii="Times New Roman" w:hAnsi="Times New Roman" w:cs="Times New Roman"/>
-              </w:rPr>
-              <w:t>→</w:t>
+              <w:t xml:space="preserve"> →</w:t>
             </w:r>
             <w:r>
               <w:rPr>
@@ -4845,7 +4818,6 @@
               <w:rPr>
                 <w:rFonts w:ascii="Times New Roman" w:hAnsi="Times New Roman" w:cs="Times New Roman"/>
                 <w:color w:val="000000" w:themeColor="text1"/>
-                <w:lang w:val="en-US"/>
               </w:rPr>
             </w:pPr>
             <w:r>
@@ -4859,7 +4831,6 @@
               <w:rPr>
                 <w:rFonts w:ascii="Times New Roman" w:hAnsi="Times New Roman" w:cs="Times New Roman"/>
                 <w:color w:val="000000" w:themeColor="text1"/>
-                <w:lang w:val="en-US"/>
               </w:rPr>
               <w:t>:</w:t>
             </w:r>
@@ -5504,7 +5475,23 @@
                 <w:rFonts w:ascii="Times New Roman" w:hAnsi="Times New Roman" w:cs="Times New Roman"/>
                 <w:color w:val="000000" w:themeColor="text1"/>
               </w:rPr>
-              <w:t>+1)*2) и (</w:t>
+              <w:t>+</w:t>
+            </w:r>
+            <w:proofErr w:type="gramStart"/>
+            <w:r>
+              <w:rPr>
+                <w:rFonts w:ascii="Times New Roman" w:hAnsi="Times New Roman" w:cs="Times New Roman"/>
+                <w:color w:val="000000" w:themeColor="text1"/>
+              </w:rPr>
+              <w:t>1)*</w:t>
+            </w:r>
+            <w:proofErr w:type="gramEnd"/>
+            <w:r>
+              <w:rPr>
+                <w:rFonts w:ascii="Times New Roman" w:hAnsi="Times New Roman" w:cs="Times New Roman"/>
+                <w:color w:val="000000" w:themeColor="text1"/>
+              </w:rPr>
+              <w:t>2) и (</w:t>
             </w:r>
             <w:r>
               <w:rPr>
@@ -5566,13 +5553,7 @@
         </w:tc>
       </w:tr>
     </w:tbl>
-    <w:p>
-      <w:pPr>
-        <w:rPr>
-          <w:lang w:val="en-US"/>
-        </w:rPr>
-      </w:pPr>
-    </w:p>
+    <w:p/>
     <w:p>
       <w:pPr>
         <w:pStyle w:val="af6"/>
@@ -5623,6 +5604,7 @@
           </w:rPr>
           <w:t>://</w:t>
         </w:r>
+        <w:proofErr w:type="spellStart"/>
         <w:r>
           <w:rPr>
             <w:rStyle w:val="ad"/>
@@ -5634,6 +5616,7 @@
           </w:rPr>
           <w:t>github</w:t>
         </w:r>
+        <w:proofErr w:type="spellEnd"/>
         <w:r>
           <w:rPr>
             <w:rStyle w:val="ad"/>
@@ -5665,6 +5648,7 @@
           </w:rPr>
           <w:t>/</w:t>
         </w:r>
+        <w:proofErr w:type="spellStart"/>
         <w:r>
           <w:rPr>
             <w:rStyle w:val="ad"/>
@@ -5676,6 +5660,7 @@
           </w:rPr>
           <w:t>tetraminomusic</w:t>
         </w:r>
+        <w:proofErr w:type="spellEnd"/>
         <w:r>
           <w:rPr>
             <w:rStyle w:val="ad"/>
@@ -5707,6 +5692,7 @@
           </w:rPr>
           <w:t>_2</w:t>
         </w:r>
+        <w:proofErr w:type="spellStart"/>
         <w:r>
           <w:rPr>
             <w:rStyle w:val="ad"/>
@@ -5716,8 +5702,20 @@
             <w:szCs w:val="26"/>
             <w:lang w:val="en-US"/>
           </w:rPr>
-          <w:t>sem</w:t>
+          <w:t>se</w:t>
         </w:r>
+        <w:r>
+          <w:rPr>
+            <w:rStyle w:val="ad"/>
+            <w:i/>
+            <w:iCs/>
+            <w:sz w:val="26"/>
+            <w:szCs w:val="26"/>
+            <w:lang w:val="en-US"/>
+          </w:rPr>
+          <w:t>m</w:t>
+        </w:r>
+        <w:proofErr w:type="spellEnd"/>
         <w:r>
           <w:rPr>
             <w:rStyle w:val="ad"/>
@@ -5812,6 +5810,7 @@
           </w:rPr>
           <w:t>.</w:t>
         </w:r>
+        <w:proofErr w:type="spellStart"/>
         <w:r>
           <w:rPr>
             <w:rStyle w:val="ad"/>
@@ -5823,6 +5822,7 @@
           </w:rPr>
           <w:t>bcomp</w:t>
         </w:r>
+        <w:proofErr w:type="spellEnd"/>
       </w:hyperlink>
     </w:p>
     <w:p>
@@ -5836,6 +5836,145 @@
       </w:pPr>
     </w:p>
     <w:p/>
+    <w:p>
+      <w:pPr>
+        <w:pStyle w:val="af6"/>
+        <w:spacing w:line="360" w:lineRule="auto"/>
+        <w:rPr>
+          <w:lang w:val="en-US"/>
+        </w:rPr>
+      </w:pPr>
+      <w:r>
+        <w:t>Расположение данных в памяти</w:t>
+      </w:r>
+      <w:r>
+        <w:rPr>
+          <w:lang w:val="en-US"/>
+        </w:rPr>
+        <w:t>:</w:t>
+      </w:r>
+    </w:p>
+    <w:p>
+      <w:pPr>
+        <w:pStyle w:val="af6"/>
+        <w:spacing w:line="360" w:lineRule="auto"/>
+      </w:pPr>
+      <w:r>
+        <w:t>4</w:t>
+      </w:r>
+      <w:r>
+        <w:rPr>
+          <w:lang w:val="en-US"/>
+        </w:rPr>
+        <w:t>F</w:t>
+      </w:r>
+      <w:r>
+        <w:t>8-4</w:t>
+      </w:r>
+      <w:r>
+        <w:rPr>
+          <w:lang w:val="en-US"/>
+        </w:rPr>
+        <w:t>FB</w:t>
+      </w:r>
+      <w:r>
+        <w:t xml:space="preserve"> – </w:t>
+      </w:r>
+      <w:r>
+        <w:t>Константы и ячейки для промежуточных вычислений</w:t>
+      </w:r>
+    </w:p>
+    <w:p>
+      <w:pPr>
+        <w:pStyle w:val="af6"/>
+        <w:spacing w:line="360" w:lineRule="auto"/>
+      </w:pPr>
+      <w:r>
+        <w:t>4</w:t>
+      </w:r>
+      <w:r>
+        <w:rPr>
+          <w:lang w:val="en-US"/>
+        </w:rPr>
+        <w:t>FC</w:t>
+      </w:r>
+      <w:r>
+        <w:t xml:space="preserve">-508 – </w:t>
+      </w:r>
+      <w:r>
+        <w:t>основная программа</w:t>
+      </w:r>
+      <w:r>
+        <w:t>;</w:t>
+      </w:r>
+    </w:p>
+    <w:p>
+      <w:pPr>
+        <w:pStyle w:val="af6"/>
+        <w:spacing w:line="360" w:lineRule="auto"/>
+      </w:pPr>
+      <w:r>
+        <w:t xml:space="preserve">509-511 – подпрограмма </w:t>
+      </w:r>
+      <w:proofErr w:type="spellStart"/>
+      <w:r>
+        <w:rPr>
+          <w:lang w:val="en-US"/>
+        </w:rPr>
+        <w:t>printCharProgramm</w:t>
+      </w:r>
+      <w:proofErr w:type="spellEnd"/>
+      <w:r>
+        <w:t>;</w:t>
+      </w:r>
+    </w:p>
+    <w:p>
+      <w:pPr>
+        <w:pStyle w:val="af6"/>
+        <w:spacing w:line="360" w:lineRule="auto"/>
+      </w:pPr>
+      <w:r>
+        <w:t>5</w:t>
+      </w:r>
+      <w:r>
+        <w:rPr>
+          <w:lang w:val="en-US"/>
+        </w:rPr>
+        <w:t>AD</w:t>
+      </w:r>
+      <w:r>
+        <w:t xml:space="preserve">-? – </w:t>
+      </w:r>
+      <w:r>
+        <w:t>ячейки</w:t>
+      </w:r>
+      <w:r>
+        <w:t>,</w:t>
+      </w:r>
+      <w:r>
+        <w:t xml:space="preserve"> имеющие по 2 символа, представленных в кодировке КОИ-8 </w:t>
+      </w:r>
+      <w:r>
+        <w:rPr>
+          <w:lang w:val="en-US"/>
+        </w:rPr>
+        <w:t>R</w:t>
+      </w:r>
+      <w:r>
+        <w:t>.</w:t>
+      </w:r>
+    </w:p>
+    <w:p>
+      <w:pPr>
+        <w:pStyle w:val="af6"/>
+        <w:spacing w:line="360" w:lineRule="auto"/>
+      </w:pPr>
+    </w:p>
+    <w:p>
+      <w:pPr>
+        <w:pStyle w:val="af6"/>
+      </w:pPr>
+    </w:p>
     <w:p>
       <w:pPr>
         <w:rPr>
@@ -5898,6 +6037,8 @@
       </w:pPr>
       <w:r>
         <w:rPr>
+          <w:i/>
+          <w:iCs/>
           <w:lang w:val="en-US"/>
         </w:rPr>
         <w:t>Current</w:t>
@@ -5916,16 +6057,17 @@
       <w:pPr>
         <w:pStyle w:val="af6"/>
         <w:spacing w:line="360" w:lineRule="auto"/>
-        <w:rPr>
+      </w:pPr>
+      <w:proofErr w:type="spellStart"/>
+      <w:r>
+        <w:rPr>
+          <w:i/>
+          <w:iCs/>
           <w:lang w:val="en-US"/>
         </w:rPr>
-      </w:pPr>
-      <w:r>
-        <w:rPr>
-          <w:lang w:val="en-US"/>
-        </w:rPr>
         <w:t>tempValue</w:t>
       </w:r>
+      <w:proofErr w:type="spellEnd"/>
       <w:r>
         <w:t xml:space="preserve"> – 16-</w:t>
       </w:r>
@@ -5941,12 +6083,16 @@
         <w:pStyle w:val="af6"/>
         <w:spacing w:line="360" w:lineRule="auto"/>
       </w:pPr>
-      <w:r>
-        <w:rPr>
+      <w:proofErr w:type="spellStart"/>
+      <w:r>
+        <w:rPr>
+          <w:i/>
+          <w:iCs/>
           <w:lang w:val="en-US"/>
         </w:rPr>
         <w:t>oneByteRemain</w:t>
       </w:r>
+      <w:proofErr w:type="spellEnd"/>
       <w:r>
         <w:t xml:space="preserve"> – </w:t>
       </w:r>
@@ -5962,12 +6108,16 @@
         <w:pStyle w:val="af6"/>
         <w:spacing w:line="360" w:lineRule="auto"/>
       </w:pPr>
-      <w:r>
-        <w:rPr>
+      <w:proofErr w:type="spellStart"/>
+      <w:r>
+        <w:rPr>
+          <w:i/>
+          <w:iCs/>
           <w:lang w:val="en-US"/>
         </w:rPr>
         <w:t>endSymbol</w:t>
       </w:r>
+      <w:proofErr w:type="spellEnd"/>
       <w:r>
         <w:t xml:space="preserve"> – </w:t>
       </w:r>
@@ -5996,34 +6146,60 @@
         <w:spacing w:line="360" w:lineRule="auto"/>
       </w:pPr>
       <w:r>
-        <w:t>{</w:t>
-      </w:r>
-      <w:r>
-        <w:t>5</w:t>
-      </w:r>
-      <w:r>
-        <w:rPr>
+        <w:rPr>
+          <w:i/>
+          <w:iCs/>
+        </w:rPr>
+        <w:t>{5</w:t>
+      </w:r>
+      <w:r>
+        <w:rPr>
+          <w:i/>
+          <w:iCs/>
           <w:lang w:val="en-US"/>
         </w:rPr>
         <w:t>AD</w:t>
       </w:r>
       <w:r>
+        <w:rPr>
+          <w:i/>
+          <w:iCs/>
+        </w:rPr>
         <w:t>, 5</w:t>
       </w:r>
       <w:r>
         <w:rPr>
+          <w:i/>
+          <w:iCs/>
           <w:lang w:val="en-US"/>
         </w:rPr>
         <w:t>AE</w:t>
       </w:r>
       <w:r>
-        <w:t xml:space="preserve">, </w:t>
-      </w:r>
-      <w:r>
-        <w:t>…</w:t>
-      </w:r>
-      <w:r>
-        <w:t>, ?} – 16-</w:t>
+        <w:rPr>
+          <w:i/>
+          <w:iCs/>
+        </w:rPr>
+        <w:t>, …</w:t>
+      </w:r>
+      <w:proofErr w:type="gramStart"/>
+      <w:r>
+        <w:rPr>
+          <w:i/>
+          <w:iCs/>
+        </w:rPr>
+        <w:t>, ?</w:t>
+      </w:r>
+      <w:proofErr w:type="gramEnd"/>
+      <w:r>
+        <w:rPr>
+          <w:i/>
+          <w:iCs/>
+        </w:rPr>
+        <w:t>}</w:t>
+      </w:r>
+      <w:r>
+        <w:t xml:space="preserve"> – 16-</w:t>
       </w:r>
       <w:r>
         <w:t>ти разрядные ячейки, хранящие в себе по два символа из кодировки КОИ-8</w:t>
@@ -6062,6 +6238,290 @@
         <w:pStyle w:val="af6"/>
         <w:spacing w:line="360" w:lineRule="auto"/>
         <w:rPr>
+          <w:lang w:val="en-US"/>
+        </w:rPr>
+      </w:pPr>
+      <w:r>
+        <w:t>Пусть</w:t>
+      </w:r>
+      <w:r>
+        <w:t xml:space="preserve"> </w:t>
+      </w:r>
+      <w:r>
+        <w:rPr>
+          <w:b/>
+          <w:bCs/>
+          <w:lang w:val="en-US"/>
+        </w:rPr>
+        <w:t>char</w:t>
+      </w:r>
+      <w:r>
+        <w:t xml:space="preserve"> – </w:t>
+      </w:r>
+      <w:r>
+        <w:t xml:space="preserve">переменная для символа в кодировке КОИ-8 </w:t>
+      </w:r>
+      <w:r>
+        <w:rPr>
+          <w:lang w:val="en-US"/>
+        </w:rPr>
+        <w:t>R</w:t>
+      </w:r>
+      <w:r>
+        <w:t xml:space="preserve">. </w:t>
+      </w:r>
+    </w:p>
+    <w:p>
+      <w:pPr>
+        <w:pStyle w:val="af6"/>
+        <w:spacing w:line="360" w:lineRule="auto"/>
+      </w:pPr>
+      <w:r>
+        <w:t xml:space="preserve">Найдём ОДЗ для строки, которая будет представлять из себя диапазон допустимых для вывода в БЭВМ символов. Так как КОИ-8 </w:t>
+      </w:r>
+      <w:r>
+        <w:rPr>
+          <w:lang w:val="en-US"/>
+        </w:rPr>
+        <w:t>R</w:t>
+      </w:r>
+      <w:r>
+        <w:t xml:space="preserve"> </w:t>
+      </w:r>
+      <w:r>
+        <w:t xml:space="preserve">в начале таблицы имеет обычный </w:t>
+      </w:r>
+      <w:r>
+        <w:rPr>
+          <w:lang w:val="en-US"/>
+        </w:rPr>
+        <w:t>ASCII</w:t>
+      </w:r>
+      <w:r>
+        <w:t xml:space="preserve">, </w:t>
+      </w:r>
+      <w:r>
+        <w:t>то сразу удалим управляющие символы</w:t>
+      </w:r>
+      <w:r>
+        <w:t xml:space="preserve"> </w:t>
+      </w:r>
+      <w:r>
+        <w:t xml:space="preserve">с первых 32 позиций и символ </w:t>
+      </w:r>
+      <w:r>
+        <w:rPr>
+          <w:lang w:val="en-US"/>
+        </w:rPr>
+        <w:t>DEL</w:t>
+      </w:r>
+      <w:r>
+        <w:t xml:space="preserve"> </w:t>
+      </w:r>
+      <w:r>
+        <w:t xml:space="preserve">в конце </w:t>
+      </w:r>
+      <w:r>
+        <w:rPr>
+          <w:lang w:val="en-US"/>
+        </w:rPr>
+        <w:t>ASCII</w:t>
+      </w:r>
+      <w:r>
+        <w:t xml:space="preserve"> </w:t>
+      </w:r>
+      <w:r>
+        <w:t>таблицы</w:t>
+      </w:r>
+      <w:r>
+        <w:t xml:space="preserve">. </w:t>
+      </w:r>
+      <w:r>
+        <w:t>Оставшиеся символы из верхней части таблицы КОИ-8 являются печатными. Получившееся ОДЗ</w:t>
+      </w:r>
+      <w:r>
+        <w:t>:</w:t>
+      </w:r>
+      <w:r>
+        <w:t xml:space="preserve"> </w:t>
+      </w:r>
+    </w:p>
+    <w:p>
+      <w:pPr>
+        <w:pStyle w:val="af6"/>
+        <w:spacing w:line="360" w:lineRule="auto"/>
+        <w:jc w:val="center"/>
+        <w:rPr>
+          <w:rFonts w:ascii="Cambria Math" w:hAnsi="Cambria Math" w:cs="Cambria Math"/>
+        </w:rPr>
+      </w:pPr>
+      <w:r>
+        <w:rPr>
+          <w:lang w:val="en-US"/>
+        </w:rPr>
+        <w:t>char</w:t>
+      </w:r>
+      <w:r>
+        <w:t xml:space="preserve"> </w:t>
+      </w:r>
+      <w:r>
+        <w:rPr>
+          <w:rFonts w:ascii="Cambria Math" w:hAnsi="Cambria Math" w:cs="Cambria Math"/>
+        </w:rPr>
+        <w:t>∉</w:t>
+      </w:r>
+      <w:r>
+        <w:rPr>
+          <w:rFonts w:ascii="Cambria Math" w:hAnsi="Cambria Math" w:cs="Cambria Math"/>
+        </w:rPr>
+        <w:t xml:space="preserve"> </w:t>
+      </w:r>
+      <w:r>
+        <w:rPr>
+          <w:rFonts w:ascii="Cambria Math" w:hAnsi="Cambria Math" w:cs="Cambria Math"/>
+        </w:rPr>
+        <w:t>[0,</w:t>
+      </w:r>
+      <m:oMath>
+        <m:sSub>
+          <m:sSubPr>
+            <m:ctrlPr>
+              <w:rPr>
+                <w:rFonts w:ascii="Cambria Math" w:hAnsi="Cambria Math" w:cs="Cambria Math"/>
+                <w:i/>
+              </w:rPr>
+            </m:ctrlPr>
+          </m:sSubPr>
+          <m:e>
+            <m:r>
+              <w:rPr>
+                <w:rFonts w:ascii="Cambria Math" w:hAnsi="Cambria Math" w:cs="Cambria Math"/>
+              </w:rPr>
+              <m:t>31</m:t>
+            </m:r>
+          </m:e>
+          <m:sub>
+            <m:r>
+              <w:rPr>
+                <w:rFonts w:ascii="Cambria Math" w:hAnsi="Cambria Math" w:cs="Cambria Math"/>
+              </w:rPr>
+              <m:t>1</m:t>
+            </m:r>
+            <m:r>
+              <w:rPr>
+                <w:rFonts w:ascii="Cambria Math" w:hAnsi="Cambria Math" w:cs="Cambria Math"/>
+              </w:rPr>
+              <m:t>0</m:t>
+            </m:r>
+          </m:sub>
+        </m:sSub>
+      </m:oMath>
+      <w:r>
+        <w:rPr>
+          <w:rFonts w:ascii="Cambria Math" w:hAnsi="Cambria Math" w:cs="Cambria Math"/>
+        </w:rPr>
+        <w:t>]</w:t>
+      </w:r>
+      <w:r>
+        <w:rPr>
+          <w:rFonts w:ascii="Cambria Math" w:hAnsi="Cambria Math" w:cs="Cambria Math"/>
+        </w:rPr>
+        <w:t xml:space="preserve"> </w:t>
+      </w:r>
+      <w:r>
+        <w:rPr>
+          <w:rFonts w:ascii="Cambria Math" w:hAnsi="Cambria Math" w:cs="Cambria Math"/>
+        </w:rPr>
+        <w:t>∪</w:t>
+      </w:r>
+      <w:r>
+        <w:rPr>
+          <w:rFonts w:ascii="Cambria Math" w:hAnsi="Cambria Math" w:cs="Cambria Math"/>
+        </w:rPr>
+        <w:t xml:space="preserve"> </w:t>
+      </w:r>
+      <w:r>
+        <w:rPr>
+          <w:rFonts w:ascii="Cambria Math" w:hAnsi="Cambria Math" w:cs="Cambria Math"/>
+        </w:rPr>
+        <w:t>{</w:t>
+      </w:r>
+      <m:oMath>
+        <m:sSub>
+          <m:sSubPr>
+            <m:ctrlPr>
+              <w:rPr>
+                <w:rFonts w:ascii="Cambria Math" w:hAnsi="Cambria Math" w:cs="Cambria Math"/>
+                <w:i/>
+                <w:lang w:val="en-US"/>
+              </w:rPr>
+            </m:ctrlPr>
+          </m:sSubPr>
+          <m:e>
+            <m:r>
+              <w:rPr>
+                <w:rFonts w:ascii="Cambria Math" w:hAnsi="Cambria Math" w:cs="Cambria Math"/>
+              </w:rPr>
+              <m:t>127</m:t>
+            </m:r>
+          </m:e>
+          <m:sub>
+            <m:r>
+              <w:rPr>
+                <w:rFonts w:ascii="Cambria Math" w:hAnsi="Cambria Math" w:cs="Cambria Math"/>
+              </w:rPr>
+              <m:t>10</m:t>
+            </m:r>
+          </m:sub>
+        </m:sSub>
+      </m:oMath>
+      <w:r>
+        <w:rPr>
+          <w:rFonts w:ascii="Cambria Math" w:hAnsi="Cambria Math" w:cs="Cambria Math"/>
+        </w:rPr>
+        <w:t>}</w:t>
+      </w:r>
+      <w:r>
+        <w:rPr>
+          <w:rFonts w:ascii="Cambria Math" w:hAnsi="Cambria Math" w:cs="Cambria Math"/>
+        </w:rPr>
+        <w:t>;</w:t>
+      </w:r>
+    </w:p>
+    <w:p>
+      <w:pPr>
+        <w:pStyle w:val="af6"/>
+        <w:spacing w:line="360" w:lineRule="auto"/>
+        <w:rPr>
+          <w:lang w:val="en-US"/>
+        </w:rPr>
+      </w:pPr>
+      <w:r>
+        <w:t>Максимальное количество символов будет являться</w:t>
+      </w:r>
+      <w:r>
+        <w:t xml:space="preserve"> удвоенная</w:t>
+      </w:r>
+      <w:r>
+        <w:t xml:space="preserve"> разность </w:t>
+      </w:r>
+      <w:r>
+        <w:t>между максимально набираемой вершиной стека и ячейка, начиная с которой в памяти будут храниться символы. Учитываем, что один символ должен быть стоп-символом</w:t>
+      </w:r>
+      <w:r>
+        <w:rPr>
+          <w:lang w:val="en-US"/>
+        </w:rPr>
+        <w:t>:</w:t>
+      </w:r>
+    </w:p>
+    <w:p>
+      <w:pPr>
+        <w:pStyle w:val="af6"/>
+        <w:spacing w:line="360" w:lineRule="auto"/>
+        <w:jc w:val="center"/>
+        <w:rPr>
+          <w:rFonts w:eastAsiaTheme="minorEastAsia"/>
           <w:lang w:val="en-US"/>
         </w:rPr>
       </w:pPr>
@@ -6091,24 +6551,23 @@
                 <w:rFonts w:ascii="Cambria Math" w:hAnsi="Cambria Math"/>
                 <w:lang w:val="en-US"/>
               </w:rPr>
-              <m:t>max(</m:t>
+              <m:t>max</m:t>
             </m:r>
             <m:r>
               <w:rPr>
                 <w:rFonts w:ascii="Cambria Math" w:hAnsi="Cambria Math"/>
               </w:rPr>
-              <m:t>символ</m:t>
+              <m:t>(</m:t>
             </m:r>
             <m:r>
               <w:rPr>
                 <w:rFonts w:ascii="Cambria Math" w:hAnsi="Cambria Math"/>
               </w:rPr>
-              <m:t>ы</m:t>
+              <m:t>символы</m:t>
             </m:r>
             <m:r>
               <w:rPr>
                 <w:rFonts w:ascii="Cambria Math" w:hAnsi="Cambria Math"/>
-                <w:lang w:val="en-US"/>
               </w:rPr>
               <m:t>)</m:t>
             </m:r>
@@ -6118,23 +6577,14 @@
       <w:r>
         <w:rPr>
           <w:rFonts w:eastAsiaTheme="minorEastAsia"/>
-          <w:lang w:val="en-US"/>
         </w:rPr>
         <w:t xml:space="preserve"> </w:t>
       </w:r>
       <w:r>
         <w:rPr>
           <w:rFonts w:eastAsiaTheme="minorEastAsia"/>
-          <w:lang w:val="en-US"/>
-        </w:rPr>
-        <w:t xml:space="preserve">= </w:t>
-      </w:r>
-      <w:r>
-        <w:rPr>
-          <w:rFonts w:eastAsiaTheme="minorEastAsia"/>
-          <w:lang w:val="en-US"/>
-        </w:rPr>
-        <w:t>(</w:t>
+        </w:rPr>
+        <w:t>= (</w:t>
       </w:r>
       <m:oMath>
         <m:sSub>
@@ -6151,16 +6601,27 @@
             <m:r>
               <w:rPr>
                 <w:rFonts w:ascii="Cambria Math" w:eastAsiaTheme="minorEastAsia" w:hAnsi="Cambria Math"/>
-                <w:lang w:val="en-US"/>
-              </w:rPr>
-              <m:t>7F5</m:t>
+              </w:rPr>
+              <m:t>7</m:t>
+            </m:r>
+            <m:r>
+              <w:rPr>
+                <w:rFonts w:ascii="Cambria Math" w:eastAsiaTheme="minorEastAsia" w:hAnsi="Cambria Math"/>
+                <w:lang w:val="en-US"/>
+              </w:rPr>
+              <m:t>F</m:t>
+            </m:r>
+            <m:r>
+              <w:rPr>
+                <w:rFonts w:ascii="Cambria Math" w:eastAsiaTheme="minorEastAsia" w:hAnsi="Cambria Math"/>
+              </w:rPr>
+              <m:t>5</m:t>
             </m:r>
           </m:e>
           <m:sub>
             <m:r>
               <w:rPr>
                 <w:rFonts w:ascii="Cambria Math" w:eastAsiaTheme="minorEastAsia" w:hAnsi="Cambria Math"/>
-                <w:lang w:val="en-US"/>
               </w:rPr>
               <m:t>16</m:t>
             </m:r>
@@ -6170,7 +6631,6 @@
       <w:r>
         <w:rPr>
           <w:rFonts w:eastAsiaTheme="minorEastAsia"/>
-          <w:lang w:val="en-US"/>
         </w:rPr>
         <w:t xml:space="preserve"> - </w:t>
       </w:r>
@@ -6189,16 +6649,21 @@
             <m:r>
               <w:rPr>
                 <w:rFonts w:ascii="Cambria Math" w:eastAsiaTheme="minorEastAsia" w:hAnsi="Cambria Math"/>
-                <w:lang w:val="en-US"/>
-              </w:rPr>
-              <m:t>5AD</m:t>
+              </w:rPr>
+              <m:t>5</m:t>
+            </m:r>
+            <m:r>
+              <w:rPr>
+                <w:rFonts w:ascii="Cambria Math" w:eastAsiaTheme="minorEastAsia" w:hAnsi="Cambria Math"/>
+                <w:lang w:val="en-US"/>
+              </w:rPr>
+              <m:t>AD</m:t>
             </m:r>
           </m:e>
           <m:sub>
             <m:r>
               <w:rPr>
                 <w:rFonts w:ascii="Cambria Math" w:eastAsiaTheme="minorEastAsia" w:hAnsi="Cambria Math"/>
-                <w:lang w:val="en-US"/>
               </w:rPr>
               <m:t>16</m:t>
             </m:r>
@@ -6208,9 +6673,32 @@
       <w:r>
         <w:rPr>
           <w:rFonts w:eastAsiaTheme="minorEastAsia"/>
+        </w:rPr>
+        <w:t>+ 1) * 2 – 1 = 1179</w:t>
+      </w:r>
+    </w:p>
+    <w:p>
+      <w:pPr>
+        <w:pStyle w:val="af6"/>
+        <w:spacing w:line="360" w:lineRule="auto"/>
+        <w:rPr>
+          <w:rFonts w:eastAsiaTheme="minorEastAsia"/>
           <w:lang w:val="en-US"/>
         </w:rPr>
-        <w:t xml:space="preserve">+ 1) * 2 – 1 = 1179 </w:t>
+      </w:pPr>
+    </w:p>
+    <w:p>
+      <w:pPr>
+        <w:pStyle w:val="af6"/>
+        <w:spacing w:line="360" w:lineRule="auto"/>
+        <w:jc w:val="center"/>
+      </w:pPr>
+      <w:r>
+        <w:rPr>
+          <w:rFonts w:eastAsiaTheme="minorEastAsia"/>
+        </w:rPr>
+        <w:lastRenderedPageBreak/>
+        <w:t>Итоговое ОДЗ</w:t>
       </w:r>
     </w:p>
     <w:p>
@@ -6261,17 +6749,7 @@
                       <w:rFonts w:ascii="Cambria Math" w:hAnsi="Cambria Math" w:cs="Cambria Math"/>
                       <w:lang w:val="en-US"/>
                     </w:rPr>
-                    <m:t>∈</m:t>
-                  </m:r>
-                  <m:r>
-                    <m:rPr>
-                      <m:sty m:val="p"/>
-                    </m:rPr>
-                    <w:rPr>
-                      <w:rFonts w:ascii="Cambria Math" w:hAnsi="Cambria Math" w:cs="Cambria Math"/>
-                      <w:lang w:val="en-US"/>
-                    </w:rPr>
-                    <m:t xml:space="preserve"> [05AD;7F5]</m:t>
+                    <m:t>∈ [05AD;7F5]</m:t>
                   </m:r>
                 </m:e>
                 <m:e>
@@ -6296,37 +6774,7 @@
                       <w:rFonts w:ascii="Cambria Math" w:hAnsi="Cambria Math" w:cs="Cambria Math"/>
                       <w:lang w:val="en-US"/>
                     </w:rPr>
-                    <m:t>∈</m:t>
-                  </m:r>
-                  <m:r>
-                    <m:rPr>
-                      <m:sty m:val="p"/>
-                    </m:rPr>
-                    <w:rPr>
-                      <w:rFonts w:ascii="Cambria Math" w:hAnsi="Cambria Math" w:cs="Cambria Math"/>
-                      <w:lang w:val="en-US"/>
-                    </w:rPr>
-                    <m:t xml:space="preserve"> [0; </m:t>
-                  </m:r>
-                  <m:r>
-                    <m:rPr>
-                      <m:sty m:val="p"/>
-                    </m:rPr>
-                    <w:rPr>
-                      <w:rFonts w:ascii="Cambria Math" w:hAnsi="Cambria Math" w:cs="Cambria Math"/>
-                      <w:lang w:val="en-US"/>
-                    </w:rPr>
-                    <m:t>65 53</m:t>
-                  </m:r>
-                  <m:r>
-                    <m:rPr>
-                      <m:sty m:val="p"/>
-                    </m:rPr>
-                    <w:rPr>
-                      <w:rFonts w:ascii="Cambria Math" w:hAnsi="Cambria Math" w:cs="Cambria Math"/>
-                      <w:lang w:val="en-US"/>
-                    </w:rPr>
-                    <m:t>5]</m:t>
+                    <m:t>∈ [0; 65 535]</m:t>
                   </m:r>
                 </m:e>
                 <m:e>
@@ -6442,13 +6890,7 @@
                         <w:rPr>
                           <w:rFonts w:ascii="Cambria Math" w:hAnsi="Cambria Math"/>
                         </w:rPr>
-                        <m:t>символ</m:t>
-                      </m:r>
-                      <m:r>
-                        <w:rPr>
-                          <w:rFonts w:ascii="Cambria Math" w:hAnsi="Cambria Math"/>
-                        </w:rPr>
-                        <m:t>ы</m:t>
+                        <m:t>символы</m:t>
                       </m:r>
                     </m:sub>
                   </m:sSub>
@@ -6460,27 +6902,7 @@
                       <w:rFonts w:ascii="Cambria Math" w:hAnsi="Cambria Math" w:cs="Cambria Math"/>
                       <w:lang w:val="en-US"/>
                     </w:rPr>
-                    <m:t>∈</m:t>
-                  </m:r>
-                  <m:r>
-                    <m:rPr>
-                      <m:sty m:val="p"/>
-                    </m:rPr>
-                    <w:rPr>
-                      <w:rFonts w:ascii="Cambria Math" w:hAnsi="Cambria Math" w:cs="Cambria Math"/>
-                      <w:lang w:val="en-US"/>
-                    </w:rPr>
-                    <m:t xml:space="preserve">[0; </m:t>
-                  </m:r>
-                  <m:r>
-                    <m:rPr>
-                      <m:sty m:val="p"/>
-                    </m:rPr>
-                    <w:rPr>
-                      <w:rFonts w:ascii="Cambria Math" w:hAnsi="Cambria Math" w:cs="Cambria Math"/>
-                      <w:lang w:val="en-US"/>
-                    </w:rPr>
-                    <m:t>1</m:t>
+                    <m:t>∈[0; 1</m:t>
                   </m:r>
                   <m:r>
                     <w:rPr>
@@ -6505,7 +6927,80 @@
                     </w:rPr>
                   </m:ctrlPr>
                 </m:e>
-                <m:e/>
+                <m:e>
+                  <m:r>
+                    <m:rPr>
+                      <m:sty m:val="p"/>
+                    </m:rPr>
+                    <w:rPr>
+                      <w:rFonts w:ascii="Cambria Math" w:hAnsi="Cambria Math"/>
+                      <w:lang w:val="en-US"/>
+                    </w:rPr>
+                    <m:t>char</m:t>
+                  </m:r>
+                  <m:r>
+                    <m:rPr>
+                      <m:sty m:val="p"/>
+                    </m:rPr>
+                    <w:rPr>
+                      <w:rFonts w:ascii="Cambria Math" w:hAnsi="Cambria Math"/>
+                      <w:lang w:val="en-US"/>
+                    </w:rPr>
+                    <m:t xml:space="preserve"> </m:t>
+                  </m:r>
+                  <m:r>
+                    <m:rPr>
+                      <m:sty m:val="p"/>
+                    </m:rPr>
+                    <w:rPr>
+                      <w:rFonts w:ascii="Cambria Math" w:hAnsi="Cambria Math" w:cs="Cambria Math"/>
+                      <w:lang w:val="en-US"/>
+                    </w:rPr>
+                    <m:t>∈</m:t>
+                  </m:r>
+                  <m:r>
+                    <m:rPr>
+                      <m:sty m:val="p"/>
+                    </m:rPr>
+                    <w:rPr>
+                      <w:rFonts w:ascii="Cambria Math" w:hAnsi="Cambria Math" w:cs="Cambria Math"/>
+                      <w:lang w:val="en-US"/>
+                    </w:rPr>
+                    <m:t xml:space="preserve"> </m:t>
+                  </m:r>
+                  <m:r>
+                    <w:rPr>
+                      <w:rFonts w:ascii="Cambria Math" w:hAnsi="Cambria Math" w:cs="Cambria Math"/>
+                      <w:lang w:val="en-US"/>
+                    </w:rPr>
+                    <m:t xml:space="preserve">[32; 126] </m:t>
+                  </m:r>
+                  <m:r>
+                    <m:rPr>
+                      <m:sty m:val="p"/>
+                    </m:rPr>
+                    <w:rPr>
+                      <w:rFonts w:ascii="Cambria Math" w:hAnsi="Cambria Math" w:cs="Cambria Math"/>
+                    </w:rPr>
+                    <m:t>∪</m:t>
+                  </m:r>
+                  <m:r>
+                    <m:rPr>
+                      <m:sty m:val="p"/>
+                    </m:rPr>
+                    <w:rPr>
+                      <w:rFonts w:ascii="Cambria Math" w:hAnsi="Cambria Math" w:cs="Cambria Math"/>
+                    </w:rPr>
+                    <m:t xml:space="preserve"> </m:t>
+                  </m:r>
+                  <m:r>
+                    <w:rPr>
+                      <w:rFonts w:ascii="Cambria Math" w:hAnsi="Cambria Math" w:cs="Cambria Math"/>
+                      <w:lang w:val="en-US"/>
+                    </w:rPr>
+                    <m:t>[128; 255]</m:t>
+                  </m:r>
+                </m:e>
               </m:eqArr>
             </m:e>
           </m:d>
@@ -6523,6 +7018,53 @@
           <w:szCs w:val="28"/>
         </w:rPr>
       </w:pPr>
+      <w:r>
+        <w:rPr>
+          <w:rFonts w:ascii="Times New Roman" w:hAnsi="Times New Roman" w:cs="Times New Roman"/>
+          <w:b/>
+          <w:bCs/>
+          <w:iCs/>
+          <w:sz w:val="28"/>
+          <w:szCs w:val="28"/>
+        </w:rPr>
+        <w:br w:type="page"/>
+      </w:r>
+    </w:p>
+    <w:p>
+      <w:pPr>
+        <w:jc w:val="center"/>
+        <w:rPr>
+          <w:rFonts w:ascii="Times New Roman" w:hAnsi="Times New Roman" w:cs="Times New Roman"/>
+          <w:b/>
+          <w:bCs/>
+          <w:iCs/>
+          <w:sz w:val="28"/>
+          <w:szCs w:val="28"/>
+        </w:rPr>
+      </w:pPr>
+      <w:r>
+        <w:rPr>
+          <w:rFonts w:ascii="Times New Roman" w:hAnsi="Times New Roman" w:cs="Times New Roman"/>
+          <w:b/>
+          <w:bCs/>
+          <w:iCs/>
+          <w:sz w:val="28"/>
+          <w:szCs w:val="28"/>
+        </w:rPr>
+        <w:lastRenderedPageBreak/>
+        <w:t xml:space="preserve">3. </w:t>
+      </w:r>
+      <w:r>
+        <w:rPr>
+          <w:rFonts w:ascii="Times New Roman" w:hAnsi="Times New Roman" w:cs="Times New Roman"/>
+          <w:b/>
+          <w:bCs/>
+          <w:iCs/>
+          <w:sz w:val="28"/>
+          <w:szCs w:val="28"/>
+        </w:rPr>
+        <w:t>Трассировка программы для первых 2-х символов строки</w:t>
+      </w:r>
     </w:p>
     <w:p>
       <w:r>
@@ -7188,8 +7730,18 @@
           <w:sz w:val="28"/>
           <w:szCs w:val="28"/>
         </w:rPr>
-        <w:t>Как построить ферму мобов в майнкрафте</w:t>
-      </w:r>
+        <w:t xml:space="preserve">Как построить ферму мобов в </w:t>
+      </w:r>
+      <w:proofErr w:type="spellStart"/>
+      <w:r>
+        <w:rPr>
+          <w:rFonts w:ascii="Times New Roman" w:hAnsi="Times New Roman" w:cs="Times New Roman"/>
+          <w:sz w:val="28"/>
+          <w:szCs w:val="28"/>
+        </w:rPr>
+        <w:t>майнкрафте</w:t>
+      </w:r>
+      <w:proofErr w:type="spellEnd"/>
       <w:r>
         <w:rPr>
           <w:rFonts w:ascii="Times New Roman" w:hAnsi="Times New Roman" w:cs="Times New Roman"/>
@@ -7246,7 +7798,15 @@
         <w:t xml:space="preserve"> –</w:t>
       </w:r>
       <w:r>
-        <w:t xml:space="preserve"> Принцип работы Стэка в современных вычислительных машинах /</w:t>
+        <w:t xml:space="preserve"> Принцип работы </w:t>
+      </w:r>
+      <w:proofErr w:type="spellStart"/>
+      <w:r>
+        <w:t>Стэка</w:t>
+      </w:r>
+      <w:proofErr w:type="spellEnd"/>
+      <w:r>
+        <w:t xml:space="preserve"> в современных вычислительных машинах /</w:t>
       </w:r>
       <w:r>
         <w:t xml:space="preserve"> </w:t>

--- a/ОПД/Lab_5/ЛБ5.docx
+++ b/ОПД/Lab_5/ЛБ5.docx
@@ -450,7 +450,7 @@
             </w:rPr>
             <w:fldChar w:fldCharType="separate"/>
           </w:r>
-          <w:hyperlink w:anchor="_Toc223770436" w:history="1">
+          <w:hyperlink w:anchor="_Toc223790451" w:history="1">
             <w:r>
               <w:rPr>
                 <w:rStyle w:val="ad"/>
@@ -489,7 +489,7 @@
                 <w:sz w:val="28"/>
                 <w:szCs w:val="28"/>
               </w:rPr>
-              <w:instrText xml:space="preserve"> PAGEREF _Toc223770436 \h </w:instrText>
+              <w:instrText xml:space="preserve"> PAGEREF _Toc223790451 \h </w:instrText>
             </w:r>
             <w:r>
               <w:rPr>
@@ -547,7 +547,7 @@
               <w:lang w:eastAsia="ru-RU"/>
             </w:rPr>
           </w:pPr>
-          <w:hyperlink w:anchor="_Toc223770437" w:history="1">
+          <w:hyperlink w:anchor="_Toc223790452" w:history="1">
             <w:r>
               <w:rPr>
                 <w:rStyle w:val="ad"/>
@@ -557,7 +557,7 @@
                 <w:sz w:val="28"/>
                 <w:szCs w:val="28"/>
               </w:rPr>
-              <w:t>3. Трассировка программы для первых 2-х символов строки</w:t>
+              <w:t>4. Трассировка программы для первых 2-х символов строки</w:t>
             </w:r>
             <w:r>
               <w:rPr>
@@ -587,7 +587,7 @@
                 <w:sz w:val="28"/>
                 <w:szCs w:val="28"/>
               </w:rPr>
-              <w:instrText xml:space="preserve"> PAGEREF _Toc223770437 \h </w:instrText>
+              <w:instrText xml:space="preserve"> PAGEREF _Toc223790452 \h </w:instrText>
             </w:r>
             <w:r>
               <w:rPr>
@@ -645,7 +645,7 @@
               <w:lang w:eastAsia="ru-RU"/>
             </w:rPr>
           </w:pPr>
-          <w:hyperlink w:anchor="_Toc223770438" w:history="1">
+          <w:hyperlink w:anchor="_Toc223790453" w:history="1">
             <w:r>
               <w:rPr>
                 <w:rStyle w:val="ad"/>
@@ -655,7 +655,7 @@
                 <w:sz w:val="28"/>
                 <w:szCs w:val="28"/>
               </w:rPr>
-              <w:t>4. Вывод по работе</w:t>
+              <w:t>5. Дополнительное задание</w:t>
             </w:r>
             <w:r>
               <w:rPr>
@@ -685,7 +685,7 @@
                 <w:sz w:val="28"/>
                 <w:szCs w:val="28"/>
               </w:rPr>
-              <w:instrText xml:space="preserve"> PAGEREF _Toc223770438 \h </w:instrText>
+              <w:instrText xml:space="preserve"> PAGEREF _Toc223790453 \h </w:instrText>
             </w:r>
             <w:r>
               <w:rPr>
@@ -743,16 +743,29 @@
               <w:lang w:eastAsia="ru-RU"/>
             </w:rPr>
           </w:pPr>
-          <w:hyperlink w:anchor="_Toc223770439" w:history="1">
+          <w:hyperlink w:anchor="_Toc223790454" w:history="1">
             <w:r>
               <w:rPr>
                 <w:rStyle w:val="ad"/>
                 <w:rFonts w:ascii="Times New Roman" w:hAnsi="Times New Roman" w:cs="Times New Roman"/>
+                <w:iCs/>
                 <w:noProof/>
                 <w:sz w:val="28"/>
                 <w:szCs w:val="28"/>
-              </w:rPr>
-              <w:t>5. Список использованной литературы</w:t>
+                <w:lang w:val="en-US"/>
+              </w:rPr>
+              <w:t>6</w:t>
+            </w:r>
+            <w:r>
+              <w:rPr>
+                <w:rStyle w:val="ad"/>
+                <w:rFonts w:ascii="Times New Roman" w:hAnsi="Times New Roman" w:cs="Times New Roman"/>
+                <w:iCs/>
+                <w:noProof/>
+                <w:sz w:val="28"/>
+                <w:szCs w:val="28"/>
+              </w:rPr>
+              <w:t>. Вывод по работе</w:t>
             </w:r>
             <w:r>
               <w:rPr>
@@ -782,7 +795,7 @@
                 <w:sz w:val="28"/>
                 <w:szCs w:val="28"/>
               </w:rPr>
-              <w:instrText xml:space="preserve"> PAGEREF _Toc223770439 \h </w:instrText>
+              <w:instrText xml:space="preserve"> PAGEREF _Toc223790454 \h </w:instrText>
             </w:r>
             <w:r>
               <w:rPr>
@@ -812,6 +825,114 @@
                 <w:szCs w:val="28"/>
               </w:rPr>
               <w:t>10</w:t>
+            </w:r>
+            <w:r>
+              <w:rPr>
+                <w:rFonts w:ascii="Times New Roman" w:hAnsi="Times New Roman" w:cs="Times New Roman"/>
+                <w:noProof/>
+                <w:webHidden/>
+                <w:sz w:val="28"/>
+                <w:szCs w:val="28"/>
+              </w:rPr>
+              <w:fldChar w:fldCharType="end"/>
+            </w:r>
+          </w:hyperlink>
+        </w:p>
+        <w:p>
+          <w:pPr>
+            <w:pStyle w:val="11"/>
+            <w:tabs>
+              <w:tab w:val="right" w:leader="dot" w:pos="9345"/>
+            </w:tabs>
+            <w:spacing w:line="360" w:lineRule="auto"/>
+            <w:rPr>
+              <w:rFonts w:ascii="Times New Roman" w:eastAsiaTheme="minorEastAsia" w:hAnsi="Times New Roman" w:cs="Times New Roman"/>
+              <w:noProof/>
+              <w:sz w:val="28"/>
+              <w:szCs w:val="28"/>
+              <w:lang w:eastAsia="ru-RU"/>
+            </w:rPr>
+          </w:pPr>
+          <w:hyperlink w:anchor="_Toc223790455" w:history="1">
+            <w:r>
+              <w:rPr>
+                <w:rStyle w:val="ad"/>
+                <w:rFonts w:ascii="Times New Roman" w:hAnsi="Times New Roman" w:cs="Times New Roman"/>
+                <w:noProof/>
+                <w:sz w:val="28"/>
+                <w:szCs w:val="28"/>
+                <w:lang w:val="en-US"/>
+              </w:rPr>
+              <w:t>7</w:t>
+            </w:r>
+            <w:r>
+              <w:rPr>
+                <w:rStyle w:val="ad"/>
+                <w:rFonts w:ascii="Times New Roman" w:hAnsi="Times New Roman" w:cs="Times New Roman"/>
+                <w:noProof/>
+                <w:sz w:val="28"/>
+                <w:szCs w:val="28"/>
+              </w:rPr>
+              <w:t>. Список использованной литературы</w:t>
+            </w:r>
+            <w:r>
+              <w:rPr>
+                <w:rFonts w:ascii="Times New Roman" w:hAnsi="Times New Roman" w:cs="Times New Roman"/>
+                <w:noProof/>
+                <w:webHidden/>
+                <w:sz w:val="28"/>
+                <w:szCs w:val="28"/>
+              </w:rPr>
+              <w:tab/>
+            </w:r>
+            <w:r>
+              <w:rPr>
+                <w:rFonts w:ascii="Times New Roman" w:hAnsi="Times New Roman" w:cs="Times New Roman"/>
+                <w:noProof/>
+                <w:webHidden/>
+                <w:sz w:val="28"/>
+                <w:szCs w:val="28"/>
+              </w:rPr>
+              <w:fldChar w:fldCharType="begin"/>
+            </w:r>
+            <w:r>
+              <w:rPr>
+                <w:rFonts w:ascii="Times New Roman" w:hAnsi="Times New Roman" w:cs="Times New Roman"/>
+                <w:noProof/>
+                <w:webHidden/>
+                <w:sz w:val="28"/>
+                <w:szCs w:val="28"/>
+              </w:rPr>
+              <w:instrText xml:space="preserve"> PAGEREF _Toc223790455 \h </w:instrText>
+            </w:r>
+            <w:r>
+              <w:rPr>
+                <w:rFonts w:ascii="Times New Roman" w:hAnsi="Times New Roman" w:cs="Times New Roman"/>
+                <w:noProof/>
+                <w:webHidden/>
+                <w:sz w:val="28"/>
+                <w:szCs w:val="28"/>
+              </w:rPr>
+            </w:r>
+            <w:r>
+              <w:rPr>
+                <w:rFonts w:ascii="Times New Roman" w:hAnsi="Times New Roman" w:cs="Times New Roman"/>
+                <w:noProof/>
+                <w:webHidden/>
+                <w:sz w:val="28"/>
+                <w:szCs w:val="28"/>
+              </w:rPr>
+              <w:fldChar w:fldCharType="separate"/>
+            </w:r>
+            <w:r>
+              <w:rPr>
+                <w:rFonts w:ascii="Times New Roman" w:hAnsi="Times New Roman" w:cs="Times New Roman"/>
+                <w:noProof/>
+                <w:webHidden/>
+                <w:sz w:val="28"/>
+                <w:szCs w:val="28"/>
+              </w:rPr>
+              <w:t>11</w:t>
             </w:r>
             <w:r>
               <w:rPr>
@@ -863,7 +984,7 @@
           <w:szCs w:val="28"/>
         </w:rPr>
       </w:pPr>
-      <w:bookmarkStart w:id="0" w:name="_Toc223770436"/>
+      <w:bookmarkStart w:id="0" w:name="_Toc223790451"/>
       <w:r>
         <w:rPr>
           <w:rFonts w:ascii="Times New Roman" w:hAnsi="Times New Roman" w:cs="Times New Roman"/>
@@ -1817,7 +1938,16 @@
                 <w:color w:val="000000" w:themeColor="text1"/>
                 <w:lang w:val="en-US"/>
               </w:rPr>
-              <w:t>IP-6</w:t>
+              <w:t>IP-</w:t>
+            </w:r>
+            <w:proofErr w:type="gramStart"/>
+            <w:r>
+              <w:rPr>
+                <w:rFonts w:ascii="Times New Roman" w:hAnsi="Times New Roman" w:cs="Times New Roman"/>
+                <w:color w:val="000000" w:themeColor="text1"/>
+                <w:lang w:val="en-US"/>
+              </w:rPr>
+              <w:t>6</w:t>
             </w:r>
             <w:r>
               <w:rPr>
@@ -1827,6 +1957,7 @@
               </w:rPr>
               <w:t>)+</w:t>
             </w:r>
+            <w:proofErr w:type="gramEnd"/>
           </w:p>
         </w:tc>
         <w:tc>
@@ -5366,7 +5497,23 @@
                 <w:rFonts w:ascii="Times New Roman" w:hAnsi="Times New Roman" w:cs="Times New Roman"/>
                 <w:color w:val="000000" w:themeColor="text1"/>
               </w:rPr>
-              <w:t>+1)*2) и (</w:t>
+              <w:t>+</w:t>
+            </w:r>
+            <w:proofErr w:type="gramStart"/>
+            <w:r>
+              <w:rPr>
+                <w:rFonts w:ascii="Times New Roman" w:hAnsi="Times New Roman" w:cs="Times New Roman"/>
+                <w:color w:val="000000" w:themeColor="text1"/>
+              </w:rPr>
+              <w:t>1)*</w:t>
+            </w:r>
+            <w:proofErr w:type="gramEnd"/>
+            <w:r>
+              <w:rPr>
+                <w:rFonts w:ascii="Times New Roman" w:hAnsi="Times New Roman" w:cs="Times New Roman"/>
+                <w:color w:val="000000" w:themeColor="text1"/>
+              </w:rPr>
+              <w:t>2) и (</w:t>
             </w:r>
             <w:r>
               <w:rPr>
@@ -6038,7 +6185,23 @@
           <w:i/>
           <w:iCs/>
         </w:rPr>
-        <w:t>, …, ?}</w:t>
+        <w:t>, …</w:t>
+      </w:r>
+      <w:proofErr w:type="gramStart"/>
+      <w:r>
+        <w:rPr>
+          <w:i/>
+          <w:iCs/>
+        </w:rPr>
+        <w:t>, ?</w:t>
+      </w:r>
+      <w:proofErr w:type="gramEnd"/>
+      <w:r>
+        <w:rPr>
+          <w:i/>
+          <w:iCs/>
+        </w:rPr>
+        <w:t>}</w:t>
       </w:r>
       <w:r>
         <w:t xml:space="preserve"> – 16-</w:t>
@@ -6828,7 +6991,7 @@
           <w:szCs w:val="28"/>
         </w:rPr>
       </w:pPr>
-      <w:bookmarkStart w:id="2" w:name="_Toc223770437"/>
+      <w:bookmarkStart w:id="2" w:name="_Toc223790452"/>
       <w:r>
         <w:rPr>
           <w:rFonts w:ascii="Times New Roman" w:hAnsi="Times New Roman" w:cs="Times New Roman"/>
@@ -6840,7 +7003,19 @@
           <w:szCs w:val="28"/>
         </w:rPr>
         <w:lastRenderedPageBreak/>
-        <w:t>3. Трассировка программы для первых 2-х символов строки</w:t>
+        <w:t>4</w:t>
+      </w:r>
+      <w:r>
+        <w:rPr>
+          <w:rFonts w:ascii="Times New Roman" w:hAnsi="Times New Roman" w:cs="Times New Roman"/>
+          <w:b/>
+          <w:bCs/>
+          <w:iCs/>
+          <w:color w:val="000000" w:themeColor="text1"/>
+          <w:sz w:val="28"/>
+          <w:szCs w:val="28"/>
+        </w:rPr>
+        <w:t>. Трассировка программы для первых 2-х символов строки</w:t>
       </w:r>
       <w:bookmarkEnd w:id="2"/>
     </w:p>
@@ -6852,7 +7027,6 @@
           <w:iCs/>
           <w:sz w:val="28"/>
           <w:szCs w:val="28"/>
-          <w:lang w:val="en-US"/>
         </w:rPr>
       </w:pPr>
       <w:r>
@@ -6870,7 +7044,6 @@
           <w:iCs/>
           <w:sz w:val="28"/>
           <w:szCs w:val="28"/>
-          <w:lang w:val="en-US"/>
         </w:rPr>
         <w:t>: “</w:t>
       </w:r>
@@ -6882,7 +7055,16 @@
           <w:szCs w:val="28"/>
           <w:lang w:val="en-US"/>
         </w:rPr>
-        <w:t>F00N4OZA</w:t>
+        <w:t>F</w:t>
+      </w:r>
+      <w:r>
+        <w:rPr>
+          <w:rFonts w:ascii="Times New Roman" w:hAnsi="Times New Roman" w:cs="Times New Roman"/>
+          <w:iCs/>
+          <w:sz w:val="28"/>
+          <w:szCs w:val="28"/>
+        </w:rPr>
+        <w:t>00</w:t>
       </w:r>
       <w:r>
         <w:rPr>
@@ -6891,6 +7073,34 @@
           <w:sz w:val="28"/>
           <w:szCs w:val="28"/>
           <w:lang w:val="en-US"/>
+        </w:rPr>
+        <w:t>N</w:t>
+      </w:r>
+      <w:r>
+        <w:rPr>
+          <w:rFonts w:ascii="Times New Roman" w:hAnsi="Times New Roman" w:cs="Times New Roman"/>
+          <w:iCs/>
+          <w:sz w:val="28"/>
+          <w:szCs w:val="28"/>
+        </w:rPr>
+        <w:t>4</w:t>
+      </w:r>
+      <w:r>
+        <w:rPr>
+          <w:rFonts w:ascii="Times New Roman" w:hAnsi="Times New Roman" w:cs="Times New Roman"/>
+          <w:iCs/>
+          <w:sz w:val="28"/>
+          <w:szCs w:val="28"/>
+          <w:lang w:val="en-US"/>
+        </w:rPr>
+        <w:t>OZA</w:t>
+      </w:r>
+      <w:r>
+        <w:rPr>
+          <w:rFonts w:ascii="Times New Roman" w:hAnsi="Times New Roman" w:cs="Times New Roman"/>
+          <w:iCs/>
+          <w:sz w:val="28"/>
+          <w:szCs w:val="28"/>
         </w:rPr>
         <w:t>”</w:t>
       </w:r>
@@ -6903,7 +7113,6 @@
           <w:iCs/>
           <w:sz w:val="28"/>
           <w:szCs w:val="28"/>
-          <w:lang w:val="en-US"/>
         </w:rPr>
       </w:pPr>
       <w:r>
@@ -6921,19 +7130,8 @@
           <w:iCs/>
           <w:sz w:val="28"/>
           <w:szCs w:val="28"/>
-          <w:lang w:val="en-US"/>
         </w:rPr>
-        <w:t>-8</w:t>
-      </w:r>
-      <w:r>
-        <w:rPr>
-          <w:rFonts w:ascii="Times New Roman" w:hAnsi="Times New Roman" w:cs="Times New Roman"/>
-          <w:iCs/>
-          <w:sz w:val="28"/>
-          <w:szCs w:val="28"/>
-          <w:lang w:val="en-US"/>
-        </w:rPr>
-        <w:t xml:space="preserve">: </w:t>
+        <w:t xml:space="preserve">-8: </w:t>
       </w:r>
       <m:oMath>
         <m:sSub>
@@ -6955,9 +7153,59 @@
                 <w:rFonts w:ascii="Cambria Math" w:hAnsi="Cambria Math" w:cs="Times New Roman"/>
                 <w:sz w:val="28"/>
                 <w:szCs w:val="28"/>
-                <w:lang w:val="en-US"/>
-              </w:rPr>
-              <m:t>(46 30 30 4E 34 4F 5A 41)</m:t>
+              </w:rPr>
+              <m:t>(46 30 30 4</m:t>
+            </m:r>
+            <m:r>
+              <w:rPr>
+                <w:rFonts w:ascii="Cambria Math" w:hAnsi="Cambria Math" w:cs="Times New Roman"/>
+                <w:sz w:val="28"/>
+                <w:szCs w:val="28"/>
+                <w:lang w:val="en-US"/>
+              </w:rPr>
+              <m:t>E</m:t>
+            </m:r>
+            <m:r>
+              <w:rPr>
+                <w:rFonts w:ascii="Cambria Math" w:hAnsi="Cambria Math" w:cs="Times New Roman"/>
+                <w:sz w:val="28"/>
+                <w:szCs w:val="28"/>
+              </w:rPr>
+              <m:t xml:space="preserve"> 34 4</m:t>
+            </m:r>
+            <m:r>
+              <w:rPr>
+                <w:rFonts w:ascii="Cambria Math" w:hAnsi="Cambria Math" w:cs="Times New Roman"/>
+                <w:sz w:val="28"/>
+                <w:szCs w:val="28"/>
+                <w:lang w:val="en-US"/>
+              </w:rPr>
+              <m:t>F</m:t>
+            </m:r>
+            <m:r>
+              <w:rPr>
+                <w:rFonts w:ascii="Cambria Math" w:hAnsi="Cambria Math" w:cs="Times New Roman"/>
+                <w:sz w:val="28"/>
+                <w:szCs w:val="28"/>
+              </w:rPr>
+              <m:t xml:space="preserve"> 5</m:t>
+            </m:r>
+            <m:r>
+              <w:rPr>
+                <w:rFonts w:ascii="Cambria Math" w:hAnsi="Cambria Math" w:cs="Times New Roman"/>
+                <w:sz w:val="28"/>
+                <w:szCs w:val="28"/>
+                <w:lang w:val="en-US"/>
+              </w:rPr>
+              <m:t>A</m:t>
+            </m:r>
+            <m:r>
+              <w:rPr>
+                <w:rFonts w:ascii="Cambria Math" w:hAnsi="Cambria Math" w:cs="Times New Roman"/>
+                <w:sz w:val="28"/>
+                <w:szCs w:val="28"/>
+              </w:rPr>
+              <m:t xml:space="preserve"> 41)</m:t>
             </m:r>
           </m:e>
           <m:sub>
@@ -6966,7 +7214,6 @@
                 <w:rFonts w:ascii="Cambria Math" w:hAnsi="Cambria Math" w:cs="Times New Roman"/>
                 <w:sz w:val="28"/>
                 <w:szCs w:val="28"/>
-                <w:lang w:val="en-US"/>
               </w:rPr>
               <m:t>16</m:t>
             </m:r>
@@ -18885,7 +19132,7 @@
           <w:szCs w:val="28"/>
         </w:rPr>
       </w:pPr>
-      <w:bookmarkStart w:id="3" w:name="_Toc223770438"/>
+      <w:bookmarkStart w:id="3" w:name="_Toc223790453"/>
       <w:r>
         <w:rPr>
           <w:rFonts w:ascii="Times New Roman" w:hAnsi="Times New Roman" w:cs="Times New Roman"/>
@@ -18897,7 +19144,177 @@
           <w:szCs w:val="28"/>
         </w:rPr>
         <w:lastRenderedPageBreak/>
-        <w:t>4</w:t>
+        <w:t>5. Дополнительное задание</w:t>
+      </w:r>
+      <w:bookmarkEnd w:id="3"/>
+    </w:p>
+    <w:p>
+      <w:pPr>
+        <w:spacing w:line="360" w:lineRule="auto"/>
+        <w:jc w:val="both"/>
+        <w:rPr>
+          <w:rFonts w:ascii="Times New Roman" w:hAnsi="Times New Roman" w:cs="Times New Roman"/>
+          <w:iCs/>
+          <w:sz w:val="28"/>
+          <w:szCs w:val="28"/>
+          <w:lang w:val="en-US"/>
+        </w:rPr>
+      </w:pPr>
+      <w:r>
+        <w:rPr>
+          <w:rFonts w:ascii="Times New Roman" w:hAnsi="Times New Roman" w:cs="Times New Roman"/>
+          <w:iCs/>
+          <w:sz w:val="28"/>
+          <w:szCs w:val="28"/>
+        </w:rPr>
+        <w:t xml:space="preserve">Реализовать программу, которая способна выводить </w:t>
+      </w:r>
+      <w:r>
+        <w:rPr>
+          <w:rFonts w:ascii="Times New Roman" w:hAnsi="Times New Roman" w:cs="Times New Roman"/>
+          <w:iCs/>
+          <w:sz w:val="28"/>
+          <w:szCs w:val="28"/>
+          <w:lang w:val="en-US"/>
+        </w:rPr>
+        <w:t>ASCII</w:t>
+      </w:r>
+      <w:r>
+        <w:rPr>
+          <w:rFonts w:ascii="Times New Roman" w:hAnsi="Times New Roman" w:cs="Times New Roman"/>
+          <w:iCs/>
+          <w:sz w:val="28"/>
+          <w:szCs w:val="28"/>
+        </w:rPr>
+        <w:t xml:space="preserve"> </w:t>
+      </w:r>
+      <w:r>
+        <w:rPr>
+          <w:rFonts w:ascii="Times New Roman" w:hAnsi="Times New Roman" w:cs="Times New Roman"/>
+          <w:iCs/>
+          <w:sz w:val="28"/>
+          <w:szCs w:val="28"/>
+        </w:rPr>
+        <w:t>графику в текстовый принтер БЭВМ</w:t>
+      </w:r>
+      <w:r>
+        <w:rPr>
+          <w:rFonts w:ascii="Times New Roman" w:hAnsi="Times New Roman" w:cs="Times New Roman"/>
+          <w:iCs/>
+          <w:sz w:val="28"/>
+          <w:szCs w:val="28"/>
+        </w:rPr>
+        <w:t>:</w:t>
+      </w:r>
+    </w:p>
+    <w:p>
+      <w:pPr>
+        <w:spacing w:line="360" w:lineRule="auto"/>
+        <w:jc w:val="center"/>
+        <w:rPr>
+          <w:rFonts w:ascii="Times New Roman" w:hAnsi="Times New Roman" w:cs="Times New Roman"/>
+          <w:iCs/>
+          <w:sz w:val="28"/>
+          <w:szCs w:val="28"/>
+          <w:lang w:val="en-US"/>
+        </w:rPr>
+      </w:pPr>
+      <w:r>
+        <w:rPr>
+          <w:rFonts w:ascii="Times New Roman" w:hAnsi="Times New Roman" w:cs="Times New Roman"/>
+          <w:iCs/>
+          <w:sz w:val="28"/>
+          <w:szCs w:val="28"/>
+        </w:rPr>
+        <w:t>Реализованная программа на Ассемблере</w:t>
+      </w:r>
+      <w:r>
+        <w:rPr>
+          <w:rFonts w:ascii="Times New Roman" w:hAnsi="Times New Roman" w:cs="Times New Roman"/>
+          <w:iCs/>
+          <w:sz w:val="28"/>
+          <w:szCs w:val="28"/>
+          <w:lang w:val="en-US"/>
+        </w:rPr>
+        <w:t>:</w:t>
+      </w:r>
+    </w:p>
+    <w:p>
+      <w:pPr>
+        <w:spacing w:line="360" w:lineRule="auto"/>
+        <w:jc w:val="center"/>
+        <w:rPr>
+          <w:rFonts w:ascii="Times New Roman" w:hAnsi="Times New Roman" w:cs="Times New Roman"/>
+          <w:i/>
+          <w:sz w:val="24"/>
+          <w:szCs w:val="24"/>
+          <w:lang w:val="en-US"/>
+        </w:rPr>
+      </w:pPr>
+      <w:hyperlink r:id="rId10" w:history="1">
+        <w:r>
+          <w:rPr>
+            <w:rStyle w:val="ad"/>
+            <w:rFonts w:ascii="Times New Roman" w:hAnsi="Times New Roman" w:cs="Times New Roman"/>
+            <w:i/>
+            <w:sz w:val="24"/>
+            <w:szCs w:val="24"/>
+            <w:lang w:val="en-US"/>
+          </w:rPr>
+          <w:t>https://github.com/tetraminomusic/ITMO_2sem/blob/main/ОПД/Lab_5/polyakov.asm</w:t>
+        </w:r>
+      </w:hyperlink>
+    </w:p>
+    <w:p>
+      <w:pPr>
+        <w:rPr>
+          <w:rFonts w:ascii="Times New Roman" w:hAnsi="Times New Roman" w:cs="Times New Roman"/>
+          <w:iCs/>
+          <w:sz w:val="28"/>
+          <w:szCs w:val="28"/>
+          <w:lang w:val="en-US"/>
+        </w:rPr>
+      </w:pPr>
+      <w:r>
+        <w:rPr>
+          <w:rFonts w:ascii="Times New Roman" w:hAnsi="Times New Roman" w:cs="Times New Roman"/>
+          <w:i/>
+          <w:sz w:val="24"/>
+          <w:szCs w:val="24"/>
+          <w:lang w:val="en-US"/>
+        </w:rPr>
+        <w:br w:type="page"/>
+      </w:r>
+    </w:p>
+    <w:p>
+      <w:pPr>
+        <w:pStyle w:val="1"/>
+        <w:spacing w:line="360" w:lineRule="auto"/>
+        <w:jc w:val="center"/>
+        <w:rPr>
+          <w:rFonts w:ascii="Times New Roman" w:hAnsi="Times New Roman" w:cs="Times New Roman"/>
+          <w:b/>
+          <w:bCs/>
+          <w:iCs/>
+          <w:color w:val="000000" w:themeColor="text1"/>
+          <w:sz w:val="28"/>
+          <w:szCs w:val="28"/>
+        </w:rPr>
+      </w:pPr>
+      <w:bookmarkStart w:id="4" w:name="_Toc223790454"/>
+      <w:r>
+        <w:rPr>
+          <w:rFonts w:ascii="Times New Roman" w:hAnsi="Times New Roman" w:cs="Times New Roman"/>
+          <w:b/>
+          <w:bCs/>
+          <w:iCs/>
+          <w:color w:val="000000" w:themeColor="text1"/>
+          <w:sz w:val="28"/>
+          <w:szCs w:val="28"/>
+          <w:lang w:val="en-US"/>
+        </w:rPr>
+        <w:lastRenderedPageBreak/>
+        <w:t>6</w:t>
       </w:r>
       <w:r>
         <w:rPr>
@@ -18911,7 +19328,7 @@
         </w:rPr>
         <w:t>. Вывод по работе</w:t>
       </w:r>
-      <w:bookmarkEnd w:id="3"/>
+      <w:bookmarkEnd w:id="4"/>
     </w:p>
     <w:p>
       <w:pPr>
@@ -18986,7 +19403,7 @@
           <w:szCs w:val="28"/>
         </w:rPr>
       </w:pPr>
-      <w:bookmarkStart w:id="4" w:name="_Toc223770439"/>
+      <w:bookmarkStart w:id="5" w:name="_Toc223790455"/>
       <w:r>
         <w:rPr>
           <w:rFonts w:ascii="Times New Roman" w:hAnsi="Times New Roman" w:cs="Times New Roman"/>
@@ -18995,9 +19412,10 @@
           <w:color w:val="000000" w:themeColor="text1"/>
           <w:sz w:val="28"/>
           <w:szCs w:val="28"/>
+          <w:lang w:val="en-US"/>
         </w:rPr>
         <w:lastRenderedPageBreak/>
-        <w:t>5</w:t>
+        <w:t>7</w:t>
       </w:r>
       <w:r>
         <w:rPr>
@@ -19008,9 +19426,8 @@
           <w:sz w:val="28"/>
           <w:szCs w:val="28"/>
         </w:rPr>
-        <w:t xml:space="preserve">. </w:t>
+        <w:t>. С</w:t>
       </w:r>
-      <w:proofErr w:type="spellStart"/>
       <w:r>
         <w:rPr>
           <w:rFonts w:ascii="Times New Roman" w:hAnsi="Times New Roman" w:cs="Times New Roman"/>
@@ -19020,9 +19437,8 @@
           <w:sz w:val="28"/>
           <w:szCs w:val="28"/>
         </w:rPr>
-        <w:t>Сисок</w:t>
+        <w:t>п</w:t>
       </w:r>
-      <w:proofErr w:type="spellEnd"/>
       <w:r>
         <w:rPr>
           <w:rFonts w:ascii="Times New Roman" w:hAnsi="Times New Roman" w:cs="Times New Roman"/>
@@ -19032,9 +19448,9 @@
           <w:sz w:val="28"/>
           <w:szCs w:val="28"/>
         </w:rPr>
-        <w:t xml:space="preserve"> использованной литературы</w:t>
+        <w:t>исок использованной литературы</w:t>
       </w:r>
-      <w:bookmarkEnd w:id="4"/>
+      <w:bookmarkEnd w:id="5"/>
     </w:p>
     <w:p>
       <w:pPr>
@@ -19140,7 +19556,7 @@
         </w:rPr>
         <w:t xml:space="preserve">URL: </w:t>
       </w:r>
-      <w:hyperlink r:id="rId10" w:history="1">
+      <w:hyperlink r:id="rId11" w:history="1">
         <w:r>
           <w:rPr>
             <w:rStyle w:val="ad"/>
@@ -19229,7 +19645,7 @@
         </w:rPr>
         <w:t xml:space="preserve">URL: </w:t>
       </w:r>
-      <w:hyperlink r:id="rId11" w:history="1">
+      <w:hyperlink r:id="rId12" w:history="1">
         <w:r>
           <w:rPr>
             <w:rStyle w:val="ad"/>
@@ -19243,7 +19659,7 @@
       </w:hyperlink>
     </w:p>
     <w:sectPr>
-      <w:footerReference w:type="default" r:id="rId12"/>
+      <w:footerReference w:type="default" r:id="rId13"/>
       <w:pgSz w:w="11906" w:h="16838"/>
       <w:pgMar w:top="1134" w:right="850" w:bottom="1134" w:left="1701" w:header="708" w:footer="708" w:gutter="0"/>
       <w:cols w:space="708"/>
@@ -21070,6 +21486,7 @@
   <w:style w:type="character" w:default="1" w:styleId="a0">
     <w:name w:val="Default Paragraph Font"/>
     <w:uiPriority w:val="1"/>
+    <w:semiHidden/>
     <w:unhideWhenUsed/>
   </w:style>
   <w:style w:type="table" w:default="1" w:styleId="a1">
